--- a/Введение.docx
+++ b/Введение.docx
@@ -4,16 +4,36 @@
   <w:body>
     <w:p>
       <w:pPr>
+        <w:pStyle w:val="a3"/>
+        <w:rPr>
+          <w:rStyle w:val="h9rpj5gkjhrwbrml3kdi"/>
+        </w:rPr>
+      </w:pPr>
+      <w:r>
+        <w:rPr>
+          <w:rStyle w:val="h9rpj5gkjhrwbrml3kdi"/>
+        </w:rPr>
+        <w:t>Введение</w:t>
+      </w:r>
+    </w:p>
+    <w:p>
+      <w:pPr>
         <w:pStyle w:val="a5"/>
         <w:rPr>
-          <w:lang w:val="en-US"/>
+          <w:rStyle w:val="h9rpj5gkjhrwbrml3kdi"/>
         </w:rPr>
       </w:pPr>
       <w:r>
         <w:rPr>
           <w:rStyle w:val="h9rpj5gkjhrwbrml3kdi"/>
         </w:rPr>
-        <w:t xml:space="preserve">С каждым годом </w:t>
+        <w:t xml:space="preserve">Технологии виртуальной реальности </w:t>
+      </w:r>
+      <w:r>
+        <w:rPr>
+          <w:rStyle w:val="h9rpj5gkjhrwbrml3kdi"/>
+        </w:rPr>
+        <w:t>(</w:t>
       </w:r>
       <w:r>
         <w:rPr>
@@ -26,31 +46,567 @@
         <w:rPr>
           <w:rStyle w:val="h9rpj5gkjhrwbrml3kdi"/>
         </w:rPr>
+        <w:t xml:space="preserve">) </w:t>
+      </w:r>
+      <w:r>
+        <w:rPr>
+          <w:rStyle w:val="h9rpj5gkjhrwbrml3kdi"/>
+        </w:rPr>
+        <w:t xml:space="preserve">с каждым годом занимают всё более значимое и заметное место в </w:t>
+      </w:r>
+      <w:r>
+        <w:rPr>
+          <w:rStyle w:val="h9rpj5gkjhrwbrml3kdi"/>
+          <w:lang w:val="en-US"/>
+        </w:rPr>
+        <w:t>IT</w:t>
+      </w:r>
+      <w:r>
+        <w:rPr>
+          <w:rStyle w:val="h9rpj5gkjhrwbrml3kdi"/>
+        </w:rPr>
+        <w:t xml:space="preserve"> </w:t>
+      </w:r>
+      <w:r>
+        <w:rPr>
+          <w:rStyle w:val="h9rpj5gkjhrwbrml3kdi"/>
+        </w:rPr>
+        <w:t>индустрии</w:t>
+      </w:r>
+      <w:r>
+        <w:rPr>
+          <w:rStyle w:val="h9rpj5gkjhrwbrml3kdi"/>
+        </w:rPr>
+        <w:t xml:space="preserve">. </w:t>
+      </w:r>
+      <w:r>
+        <w:rPr>
+          <w:rStyle w:val="h9rpj5gkjhrwbrml3kdi"/>
+        </w:rPr>
+        <w:t>Понижение стоимости</w:t>
+      </w:r>
+      <w:r>
+        <w:rPr>
+          <w:rStyle w:val="h9rpj5gkjhrwbrml3kdi"/>
+        </w:rPr>
+        <w:t xml:space="preserve"> </w:t>
+      </w:r>
+      <w:r>
+        <w:rPr>
+          <w:rStyle w:val="h9rpj5gkjhrwbrml3kdi"/>
+          <w:lang w:val="en-US"/>
+        </w:rPr>
+        <w:t>VR</w:t>
+      </w:r>
+      <w:r>
+        <w:rPr>
+          <w:rStyle w:val="h9rpj5gkjhrwbrml3kdi"/>
+        </w:rPr>
+        <w:t xml:space="preserve"> </w:t>
+      </w:r>
+      <w:r>
+        <w:rPr>
+          <w:rStyle w:val="h9rpj5gkjhrwbrml3kdi"/>
+        </w:rPr>
+        <w:t>гарнитуры</w:t>
+      </w:r>
+      <w:r>
+        <w:rPr>
+          <w:rStyle w:val="h9rpj5gkjhrwbrml3kdi"/>
+        </w:rPr>
+        <w:t>, а также развитие</w:t>
+      </w:r>
+      <w:r>
+        <w:rPr>
+          <w:rStyle w:val="h9rpj5gkjhrwbrml3kdi"/>
+        </w:rPr>
+        <w:t xml:space="preserve"> беспроводны</w:t>
+      </w:r>
+      <w:r>
+        <w:rPr>
+          <w:rStyle w:val="h9rpj5gkjhrwbrml3kdi"/>
+        </w:rPr>
+        <w:t>х</w:t>
+      </w:r>
+      <w:r>
+        <w:rPr>
+          <w:rStyle w:val="h9rpj5gkjhrwbrml3kdi"/>
+        </w:rPr>
+        <w:t xml:space="preserve"> </w:t>
+      </w:r>
+      <w:r>
+        <w:rPr>
+          <w:rStyle w:val="h9rpj5gkjhrwbrml3kdi"/>
+          <w:lang w:val="en-US"/>
+        </w:rPr>
+        <w:t>VR</w:t>
+      </w:r>
+      <w:r>
+        <w:rPr>
+          <w:rStyle w:val="h9rpj5gkjhrwbrml3kdi"/>
+        </w:rPr>
+        <w:t xml:space="preserve"> </w:t>
+      </w:r>
+      <w:r>
+        <w:rPr>
+          <w:rStyle w:val="h9rpj5gkjhrwbrml3kdi"/>
+        </w:rPr>
+        <w:t>устройств, таки</w:t>
+      </w:r>
+      <w:r>
+        <w:rPr>
+          <w:rStyle w:val="h9rpj5gkjhrwbrml3kdi"/>
+        </w:rPr>
+        <w:t>х</w:t>
+      </w:r>
+      <w:r>
+        <w:rPr>
+          <w:rStyle w:val="h9rpj5gkjhrwbrml3kdi"/>
+        </w:rPr>
+        <w:t xml:space="preserve"> как </w:t>
+      </w:r>
+      <w:r>
+        <w:rPr>
+          <w:rStyle w:val="h9rpj5gkjhrwbrml3kdi"/>
+          <w:lang w:val="en-US"/>
+        </w:rPr>
+        <w:t>Oculus</w:t>
+      </w:r>
+      <w:r>
+        <w:rPr>
+          <w:rStyle w:val="h9rpj5gkjhrwbrml3kdi"/>
+        </w:rPr>
+        <w:t xml:space="preserve"> </w:t>
+      </w:r>
+      <w:r>
+        <w:rPr>
+          <w:rStyle w:val="h9rpj5gkjhrwbrml3kdi"/>
+          <w:lang w:val="en-US"/>
+        </w:rPr>
+        <w:t>Quest</w:t>
+      </w:r>
+      <w:r>
+        <w:rPr>
+          <w:rStyle w:val="h9rpj5gkjhrwbrml3kdi"/>
+        </w:rPr>
+        <w:t xml:space="preserve"> </w:t>
+      </w:r>
+      <w:r>
+        <w:rPr>
+          <w:rStyle w:val="h9rpj5gkjhrwbrml3kdi"/>
+        </w:rPr>
+        <w:t xml:space="preserve">и </w:t>
+      </w:r>
+      <w:r>
+        <w:rPr>
+          <w:rStyle w:val="h9rpj5gkjhrwbrml3kdi"/>
+          <w:lang w:val="en-US"/>
+        </w:rPr>
+        <w:t>HTC</w:t>
+      </w:r>
+      <w:r>
+        <w:rPr>
+          <w:rStyle w:val="h9rpj5gkjhrwbrml3kdi"/>
+        </w:rPr>
+        <w:t xml:space="preserve"> </w:t>
+      </w:r>
+      <w:r>
+        <w:rPr>
+          <w:rStyle w:val="h9rpj5gkjhrwbrml3kdi"/>
+          <w:lang w:val="en-US"/>
+        </w:rPr>
+        <w:t>VIVE</w:t>
+      </w:r>
+      <w:r>
+        <w:rPr>
+          <w:rStyle w:val="h9rpj5gkjhrwbrml3kdi"/>
+        </w:rPr>
+        <w:t xml:space="preserve"> </w:t>
+      </w:r>
+      <w:r>
+        <w:rPr>
+          <w:rStyle w:val="h9rpj5gkjhrwbrml3kdi"/>
+        </w:rPr>
+        <w:t>Focus</w:t>
+      </w:r>
+      <w:r>
+        <w:rPr>
+          <w:rStyle w:val="h9rpj5gkjhrwbrml3kdi"/>
+        </w:rPr>
+        <w:t xml:space="preserve"> </w:t>
+      </w:r>
+      <w:r>
+        <w:rPr>
+          <w:rStyle w:val="h9rpj5gkjhrwbrml3kdi"/>
+        </w:rPr>
+        <w:t>–</w:t>
+      </w:r>
+      <w:r>
+        <w:rPr>
+          <w:rStyle w:val="h9rpj5gkjhrwbrml3kdi"/>
+        </w:rPr>
+        <w:t xml:space="preserve"> все это</w:t>
+      </w:r>
+      <w:r>
+        <w:rPr>
+          <w:rStyle w:val="h9rpj5gkjhrwbrml3kdi"/>
+        </w:rPr>
+        <w:t xml:space="preserve"> </w:t>
+      </w:r>
+      <w:r>
+        <w:rPr>
+          <w:rStyle w:val="h9rpj5gkjhrwbrml3kdi"/>
+        </w:rPr>
+        <w:t>повысило</w:t>
+      </w:r>
+      <w:r>
+        <w:rPr>
+          <w:rStyle w:val="h9rpj5gkjhrwbrml3kdi"/>
+        </w:rPr>
+        <w:t xml:space="preserve"> доступност</w:t>
+      </w:r>
+      <w:r>
+        <w:rPr>
+          <w:rStyle w:val="h9rpj5gkjhrwbrml3kdi"/>
+        </w:rPr>
+        <w:t xml:space="preserve">ь </w:t>
+      </w:r>
+      <w:r>
+        <w:rPr>
+          <w:rStyle w:val="h9rpj5gkjhrwbrml3kdi"/>
+          <w:lang w:val="en-US"/>
+        </w:rPr>
+        <w:t>VR</w:t>
+      </w:r>
+      <w:r>
+        <w:rPr>
+          <w:rStyle w:val="h9rpj5gkjhrwbrml3kdi"/>
+        </w:rPr>
+        <w:t xml:space="preserve"> </w:t>
+      </w:r>
+      <w:r>
+        <w:rPr>
+          <w:rStyle w:val="h9rpj5gkjhrwbrml3kdi"/>
+        </w:rPr>
+        <w:t xml:space="preserve">технологий </w:t>
+      </w:r>
+      <w:r>
+        <w:rPr>
+          <w:rStyle w:val="h9rpj5gkjhrwbrml3kdi"/>
+        </w:rPr>
+        <w:t>массовому потребителю</w:t>
+      </w:r>
+      <w:r>
+        <w:rPr>
+          <w:rStyle w:val="h9rpj5gkjhrwbrml3kdi"/>
+        </w:rPr>
+        <w:t xml:space="preserve"> </w:t>
+      </w:r>
+      <w:r>
+        <w:rPr>
+          <w:rStyle w:val="h9rpj5gkjhrwbrml3kdi"/>
+        </w:rPr>
+        <w:t>[</w:t>
+      </w:r>
+      <w:r>
+        <w:rPr>
+          <w:rStyle w:val="h9rpj5gkjhrwbrml3kdi"/>
+        </w:rPr>
+        <w:t>1</w:t>
+      </w:r>
+      <w:r>
+        <w:rPr>
+          <w:rStyle w:val="h9rpj5gkjhrwbrml3kdi"/>
+        </w:rPr>
+        <w:t>]</w:t>
+      </w:r>
+      <w:r>
+        <w:rPr>
+          <w:rStyle w:val="h9rpj5gkjhrwbrml3kdi"/>
+        </w:rPr>
+        <w:t>.</w:t>
+      </w:r>
+      <w:r>
+        <w:rPr>
+          <w:rStyle w:val="h9rpj5gkjhrwbrml3kdi"/>
+        </w:rPr>
+        <w:t xml:space="preserve"> </w:t>
+      </w:r>
+      <w:r>
+        <w:rPr>
+          <w:rStyle w:val="h9rpj5gkjhrwbrml3kdi"/>
+        </w:rPr>
+        <w:t xml:space="preserve"> </w:t>
+      </w:r>
+      <w:r>
+        <w:rPr>
+          <w:rStyle w:val="h9rpj5gkjhrwbrml3kdi"/>
+          <w:lang w:val="en-US"/>
+        </w:rPr>
+        <w:t>VR</w:t>
+      </w:r>
+      <w:r>
+        <w:rPr>
+          <w:rStyle w:val="h9rpj5gkjhrwbrml3kdi"/>
+        </w:rPr>
+        <w:t xml:space="preserve"> </w:t>
+      </w:r>
+      <w:r>
+        <w:rPr>
+          <w:rStyle w:val="h9rpj5gkjhrwbrml3kdi"/>
+        </w:rPr>
+        <w:t>становится прорывной технологией не только в</w:t>
+      </w:r>
+      <w:r>
+        <w:rPr>
+          <w:rStyle w:val="h9rpj5gkjhrwbrml3kdi"/>
+        </w:rPr>
+        <w:t xml:space="preserve"> индустри</w:t>
+      </w:r>
+      <w:r>
+        <w:rPr>
+          <w:rStyle w:val="h9rpj5gkjhrwbrml3kdi"/>
+        </w:rPr>
+        <w:t>и</w:t>
+      </w:r>
+      <w:r>
+        <w:rPr>
+          <w:rStyle w:val="h9rpj5gkjhrwbrml3kdi"/>
+        </w:rPr>
+        <w:t xml:space="preserve"> развлечений, но и </w:t>
+      </w:r>
+      <w:r>
+        <w:rPr>
+          <w:rStyle w:val="h9rpj5gkjhrwbrml3kdi"/>
+        </w:rPr>
+        <w:t xml:space="preserve">во </w:t>
+      </w:r>
+      <w:r>
+        <w:rPr>
+          <w:rStyle w:val="h9rpj5gkjhrwbrml3kdi"/>
+        </w:rPr>
+        <w:t>многи</w:t>
+      </w:r>
+      <w:r>
+        <w:rPr>
+          <w:rStyle w:val="h9rpj5gkjhrwbrml3kdi"/>
+        </w:rPr>
+        <w:t>х</w:t>
+      </w:r>
+      <w:r>
+        <w:rPr>
+          <w:rStyle w:val="h9rpj5gkjhrwbrml3kdi"/>
+        </w:rPr>
+        <w:t xml:space="preserve"> други</w:t>
+      </w:r>
+      <w:r>
+        <w:rPr>
+          <w:rStyle w:val="h9rpj5gkjhrwbrml3kdi"/>
+        </w:rPr>
+        <w:t>х</w:t>
+      </w:r>
+      <w:r>
+        <w:rPr>
+          <w:rStyle w:val="h9rpj5gkjhrwbrml3kdi"/>
+        </w:rPr>
+        <w:t xml:space="preserve"> сфер</w:t>
+      </w:r>
+      <w:r>
+        <w:rPr>
+          <w:rStyle w:val="h9rpj5gkjhrwbrml3kdi"/>
+        </w:rPr>
+        <w:t>ах</w:t>
+      </w:r>
+      <w:r>
+        <w:rPr>
+          <w:rStyle w:val="h9rpj5gkjhrwbrml3kdi"/>
+        </w:rPr>
+        <w:t xml:space="preserve">: образование, медицина, </w:t>
+      </w:r>
+      <w:r>
+        <w:rPr>
+          <w:rStyle w:val="h9rpj5gkjhrwbrml3kdi"/>
+        </w:rPr>
+        <w:t>бизнес</w:t>
+      </w:r>
+      <w:r>
+        <w:rPr>
+          <w:rStyle w:val="h9rpj5gkjhrwbrml3kdi"/>
+        </w:rPr>
+        <w:t xml:space="preserve">, </w:t>
+      </w:r>
+      <w:r>
+        <w:rPr>
+          <w:rStyle w:val="h9rpj5gkjhrwbrml3kdi"/>
+        </w:rPr>
+        <w:t xml:space="preserve">так как предоставляет доныне </w:t>
+      </w:r>
+      <w:r>
+        <w:rPr>
+          <w:rStyle w:val="h9rpj5gkjhrwbrml3kdi"/>
+        </w:rPr>
+        <w:t xml:space="preserve">недостижимый (на мониторах и дисплеях) уровень погружения в виртуальные миры, предоставляющие пользователю более усовершенствованный вид работы с информацией </w:t>
+      </w:r>
+      <w:r>
+        <w:rPr>
+          <w:rStyle w:val="h9rpj5gkjhrwbrml3kdi"/>
+        </w:rPr>
+        <w:t>[2]</w:t>
+      </w:r>
+      <w:r>
+        <w:rPr>
+          <w:rStyle w:val="h9rpj5gkjhrwbrml3kdi"/>
+        </w:rPr>
+        <w:t>.</w:t>
+      </w:r>
+    </w:p>
+    <w:p>
+      <w:pPr>
+        <w:pStyle w:val="a5"/>
+        <w:rPr>
+          <w:rStyle w:val="h9rpj5gkjhrwbrml3kdi"/>
+        </w:rPr>
+      </w:pPr>
+      <w:r>
+        <w:rPr>
+          <w:rStyle w:val="h9rpj5gkjhrwbrml3kdi"/>
+        </w:rPr>
+        <w:t>В разработке</w:t>
+      </w:r>
+      <w:r>
+        <w:rPr>
+          <w:rStyle w:val="h9rpj5gkjhrwbrml3kdi"/>
+        </w:rPr>
+        <w:t xml:space="preserve"> </w:t>
+      </w:r>
+      <w:r>
+        <w:rPr>
+          <w:rStyle w:val="h9rpj5gkjhrwbrml3kdi"/>
+          <w:lang w:val="en-US"/>
+        </w:rPr>
+        <w:t>VR</w:t>
+      </w:r>
+      <w:r>
+        <w:rPr>
+          <w:rStyle w:val="h9rpj5gkjhrwbrml3kdi"/>
+        </w:rPr>
         <w:t>-</w:t>
       </w:r>
       <w:r>
         <w:rPr>
           <w:rStyle w:val="h9rpj5gkjhrwbrml3kdi"/>
         </w:rPr>
-        <w:t>технологии становятся всё более популярными в области информационных технологий и смежных областях.</w:t>
-      </w:r>
-      <w:r>
-        <w:rPr>
-          <w:rStyle w:val="h9rpj5gkjhrwbrml3kdi"/>
-        </w:rPr>
-        <w:t xml:space="preserve"> Появление </w:t>
-      </w:r>
-      <w:r>
-        <w:rPr>
-          <w:rStyle w:val="h9rpj5gkjhrwbrml3kdi"/>
-        </w:rPr>
-        <w:t xml:space="preserve">более </w:t>
-      </w:r>
-      <w:r>
-        <w:rPr>
-          <w:rStyle w:val="h9rpj5gkjhrwbrml3kdi"/>
-        </w:rPr>
-        <w:t xml:space="preserve">доступных </w:t>
+        <w:t>игры</w:t>
+      </w:r>
+      <w:r>
+        <w:rPr>
+          <w:rStyle w:val="h9rpj5gkjhrwbrml3kdi"/>
+        </w:rPr>
+        <w:t xml:space="preserve"> «</w:t>
+      </w:r>
+      <w:proofErr w:type="spellStart"/>
+      <w:r>
+        <w:rPr>
+          <w:rStyle w:val="h9rpj5gkjhrwbrml3kdi"/>
+        </w:rPr>
+        <w:t>Коллицкие</w:t>
+      </w:r>
+      <w:proofErr w:type="spellEnd"/>
+      <w:r>
+        <w:rPr>
+          <w:rStyle w:val="h9rpj5gkjhrwbrml3kdi"/>
+        </w:rPr>
+        <w:t xml:space="preserve"> поля»</w:t>
+      </w:r>
+      <w:r>
+        <w:rPr>
+          <w:rStyle w:val="h9rpj5gkjhrwbrml3kdi"/>
+        </w:rPr>
+        <w:t xml:space="preserve"> будут использоваться</w:t>
+      </w:r>
+      <w:r>
+        <w:rPr>
+          <w:rStyle w:val="h9rpj5gkjhrwbrml3kdi"/>
+        </w:rPr>
+        <w:t xml:space="preserve"> такие</w:t>
+      </w:r>
+      <w:r>
+        <w:rPr>
+          <w:rStyle w:val="h9rpj5gkjhrwbrml3kdi"/>
+        </w:rPr>
+        <w:t xml:space="preserve"> </w:t>
+      </w:r>
+      <w:r>
+        <w:rPr>
+          <w:rStyle w:val="h9rpj5gkjhrwbrml3kdi"/>
+        </w:rPr>
+        <w:t>жанр</w:t>
+      </w:r>
+      <w:r>
+        <w:rPr>
+          <w:rStyle w:val="h9rpj5gkjhrwbrml3kdi"/>
+        </w:rPr>
+        <w:t>ы</w:t>
+      </w:r>
+      <w:r>
+        <w:rPr>
+          <w:rStyle w:val="h9rpj5gkjhrwbrml3kdi"/>
+        </w:rPr>
+        <w:t>,</w:t>
+      </w:r>
+      <w:r>
+        <w:rPr>
+          <w:rStyle w:val="h9rpj5gkjhrwbrml3kdi"/>
+        </w:rPr>
+        <w:t xml:space="preserve"> </w:t>
+      </w:r>
+      <w:r>
+        <w:rPr>
+          <w:rStyle w:val="h9rpj5gkjhrwbrml3kdi"/>
+        </w:rPr>
+        <w:t>как п</w:t>
+      </w:r>
+      <w:r>
+        <w:rPr>
+          <w:rStyle w:val="h9rpj5gkjhrwbrml3kdi"/>
+        </w:rPr>
+        <w:t>риключенческий</w:t>
+      </w:r>
+      <w:r>
+        <w:rPr>
+          <w:rStyle w:val="h9rpj5gkjhrwbrml3kdi"/>
+        </w:rPr>
+        <w:t xml:space="preserve"> и</w:t>
+      </w:r>
+      <w:r>
+        <w:rPr>
+          <w:rStyle w:val="h9rpj5gkjhrwbrml3kdi"/>
+        </w:rPr>
+        <w:t xml:space="preserve"> экшен</w:t>
+      </w:r>
+      <w:r>
+        <w:rPr>
+          <w:rStyle w:val="h9rpj5gkjhrwbrml3kdi"/>
+        </w:rPr>
+        <w:t xml:space="preserve">, которые </w:t>
+      </w:r>
+      <w:r>
+        <w:rPr>
+          <w:rStyle w:val="h9rpj5gkjhrwbrml3kdi"/>
+        </w:rPr>
+        <w:t>вход</w:t>
+      </w:r>
+      <w:r>
+        <w:rPr>
+          <w:rStyle w:val="h9rpj5gkjhrwbrml3kdi"/>
+        </w:rPr>
+        <w:t>я</w:t>
+      </w:r>
+      <w:r>
+        <w:rPr>
+          <w:rStyle w:val="h9rpj5gkjhrwbrml3kdi"/>
+        </w:rPr>
+        <w:t xml:space="preserve">т в топ-5 по популярности в </w:t>
       </w:r>
       <w:r>
         <w:rPr>
@@ -63,31 +619,435 @@
         <w:rPr>
           <w:rStyle w:val="h9rpj5gkjhrwbrml3kdi"/>
         </w:rPr>
+        <w:t xml:space="preserve"> </w:t>
+      </w:r>
+      <w:r>
+        <w:rPr>
+          <w:rStyle w:val="h9rpj5gkjhrwbrml3kdi"/>
+        </w:rPr>
+        <w:t xml:space="preserve">играх на платформе </w:t>
+      </w:r>
+      <w:r>
+        <w:rPr>
+          <w:rStyle w:val="h9rpj5gkjhrwbrml3kdi"/>
+          <w:lang w:val="en-US"/>
+        </w:rPr>
+        <w:t>Steam</w:t>
+      </w:r>
+      <w:r>
+        <w:rPr>
+          <w:rStyle w:val="h9rpj5gkjhrwbrml3kdi"/>
+        </w:rPr>
+        <w:t xml:space="preserve"> </w:t>
+      </w:r>
+      <w:r>
+        <w:rPr>
+          <w:rStyle w:val="h9rpj5gkjhrwbrml3kdi"/>
+        </w:rPr>
+        <w:t>[3]</w:t>
+      </w:r>
+      <w:r>
+        <w:rPr>
+          <w:rStyle w:val="h9rpj5gkjhrwbrml3kdi"/>
+        </w:rPr>
+        <w:t xml:space="preserve">. Жанр </w:t>
+      </w:r>
+      <w:proofErr w:type="spellStart"/>
+      <w:r>
+        <w:rPr>
+          <w:rStyle w:val="h9rpj5gkjhrwbrml3kdi"/>
+        </w:rPr>
+        <w:t>экшена</w:t>
+      </w:r>
+      <w:proofErr w:type="spellEnd"/>
+      <w:r>
+        <w:rPr>
+          <w:rStyle w:val="h9rpj5gkjhrwbrml3kdi"/>
+        </w:rPr>
+        <w:t xml:space="preserve"> </w:t>
+      </w:r>
+      <w:r>
+        <w:rPr>
+          <w:rStyle w:val="h9rpj5gkjhrwbrml3kdi"/>
+        </w:rPr>
+        <w:t xml:space="preserve">будет отражаться в виде </w:t>
+      </w:r>
+      <w:r>
+        <w:rPr>
+          <w:rStyle w:val="h9rpj5gkjhrwbrml3kdi"/>
+        </w:rPr>
+        <w:t>“</w:t>
+      </w:r>
+      <w:r>
+        <w:rPr>
+          <w:rStyle w:val="h9rpj5gkjhrwbrml3kdi"/>
+        </w:rPr>
+        <w:t>зрелищности</w:t>
+      </w:r>
+      <w:r>
+        <w:rPr>
+          <w:rStyle w:val="h9rpj5gkjhrwbrml3kdi"/>
+        </w:rPr>
+        <w:t>”</w:t>
+      </w:r>
+      <w:r>
+        <w:rPr>
+          <w:rStyle w:val="h9rpj5gkjhrwbrml3kdi"/>
+        </w:rPr>
+        <w:t xml:space="preserve"> </w:t>
+      </w:r>
+      <w:r>
+        <w:rPr>
+          <w:rStyle w:val="h9rpj5gkjhrwbrml3kdi"/>
+        </w:rPr>
+        <w:t>механики</w:t>
+      </w:r>
+      <w:r>
+        <w:rPr>
+          <w:rStyle w:val="h9rpj5gkjhrwbrml3kdi"/>
+        </w:rPr>
+        <w:t xml:space="preserve"> </w:t>
+      </w:r>
+      <w:r>
+        <w:rPr>
+          <w:rStyle w:val="h9rpj5gkjhrwbrml3kdi"/>
+        </w:rPr>
+        <w:t xml:space="preserve">боевых сцен, в то время как </w:t>
+      </w:r>
+      <w:r>
+        <w:rPr>
+          <w:rStyle w:val="h9rpj5gkjhrwbrml3kdi"/>
+        </w:rPr>
+        <w:t>п</w:t>
+      </w:r>
+      <w:r>
+        <w:rPr>
+          <w:rStyle w:val="h9rpj5gkjhrwbrml3kdi"/>
+        </w:rPr>
+        <w:t>риключенческ</w:t>
+      </w:r>
+      <w:r>
+        <w:rPr>
+          <w:rStyle w:val="h9rpj5gkjhrwbrml3kdi"/>
+        </w:rPr>
+        <w:t>ая</w:t>
+      </w:r>
+      <w:r>
+        <w:rPr>
+          <w:rStyle w:val="h9rpj5gkjhrwbrml3kdi"/>
+        </w:rPr>
+        <w:t xml:space="preserve"> </w:t>
+      </w:r>
+      <w:r>
+        <w:rPr>
+          <w:rStyle w:val="h9rpj5gkjhrwbrml3kdi"/>
+        </w:rPr>
+        <w:t>составляющая</w:t>
+      </w:r>
+      <w:r>
+        <w:rPr>
+          <w:rStyle w:val="h9rpj5gkjhrwbrml3kdi"/>
+        </w:rPr>
+        <w:t xml:space="preserve"> будет ориентирована</w:t>
+      </w:r>
+      <w:r>
+        <w:rPr>
+          <w:rStyle w:val="h9rpj5gkjhrwbrml3kdi"/>
+        </w:rPr>
+        <w:t xml:space="preserve"> на </w:t>
+      </w:r>
+      <w:r>
+        <w:rPr>
+          <w:rStyle w:val="h9rpj5gkjhrwbrml3kdi"/>
+        </w:rPr>
+        <w:t xml:space="preserve">механики </w:t>
+      </w:r>
+      <w:r>
+        <w:rPr>
+          <w:rStyle w:val="h9rpj5gkjhrwbrml3kdi"/>
+        </w:rPr>
+        <w:t>исследова</w:t>
+      </w:r>
+      <w:r>
+        <w:rPr>
+          <w:rStyle w:val="h9rpj5gkjhrwbrml3kdi"/>
+        </w:rPr>
+        <w:t>ния окружения и изучения сюжета игрового мира</w:t>
+      </w:r>
+      <w:r>
+        <w:rPr>
+          <w:rStyle w:val="h9rpj5gkjhrwbrml3kdi"/>
+        </w:rPr>
+        <w:t xml:space="preserve"> [</w:t>
+      </w:r>
+      <w:r>
+        <w:rPr>
+          <w:rStyle w:val="h9rpj5gkjhrwbrml3kdi"/>
+        </w:rPr>
+        <w:t>4]</w:t>
+      </w:r>
+      <w:r>
+        <w:rPr>
+          <w:rStyle w:val="h9rpj5gkjhrwbrml3kdi"/>
+        </w:rPr>
+        <w:t>.</w:t>
+      </w:r>
+    </w:p>
+    <w:p>
+      <w:pPr>
+        <w:pStyle w:val="a5"/>
+      </w:pPr>
+      <w:r>
+        <w:t>Игра</w:t>
+      </w:r>
+      <w:r>
+        <w:t xml:space="preserve"> </w:t>
+      </w:r>
+      <w:r>
+        <w:rPr>
+          <w:rStyle w:val="h9rpj5gkjhrwbrml3kdi"/>
+        </w:rPr>
+        <w:t>«</w:t>
+      </w:r>
+      <w:proofErr w:type="spellStart"/>
+      <w:r>
+        <w:rPr>
+          <w:rStyle w:val="h9rpj5gkjhrwbrml3kdi"/>
+        </w:rPr>
+        <w:t>Коллицкие</w:t>
+      </w:r>
+      <w:proofErr w:type="spellEnd"/>
+      <w:r>
+        <w:rPr>
+          <w:rStyle w:val="h9rpj5gkjhrwbrml3kdi"/>
+        </w:rPr>
+        <w:t xml:space="preserve"> </w:t>
+      </w:r>
+      <w:r>
+        <w:rPr>
+          <w:rStyle w:val="h9rpj5gkjhrwbrml3kdi"/>
+        </w:rPr>
+        <w:t xml:space="preserve">поля» </w:t>
+      </w:r>
+      <w:r>
+        <w:t>будет разрабатываться на</w:t>
+      </w:r>
+      <w:r>
+        <w:t xml:space="preserve"> </w:t>
+      </w:r>
+      <w:r>
+        <w:t xml:space="preserve">игровом движке </w:t>
+      </w:r>
+      <w:r>
+        <w:rPr>
+          <w:lang w:val="en-US"/>
+        </w:rPr>
+        <w:t>Unity</w:t>
+      </w:r>
+      <w:r>
+        <w:t xml:space="preserve"> со скриптами на языке программирования </w:t>
+      </w:r>
+      <w:r>
+        <w:rPr>
+          <w:lang w:val="en-US"/>
+        </w:rPr>
+        <w:t>C</w:t>
+      </w:r>
+      <w:r>
+        <w:t xml:space="preserve"># </w:t>
+      </w:r>
+      <w:r>
+        <w:t xml:space="preserve">под </w:t>
+      </w:r>
+      <w:r>
+        <w:rPr>
+          <w:lang w:val="en-US"/>
+        </w:rPr>
+        <w:t>VR</w:t>
+      </w:r>
+      <w:r>
+        <w:t xml:space="preserve"> </w:t>
+      </w:r>
+      <w:r>
+        <w:t xml:space="preserve">гарнитуру </w:t>
+      </w:r>
+      <w:r>
+        <w:rPr>
+          <w:lang w:val="en-US"/>
+        </w:rPr>
+        <w:t>Oculus</w:t>
+      </w:r>
+      <w:r>
+        <w:t xml:space="preserve"> </w:t>
+      </w:r>
+      <w:r>
+        <w:rPr>
+          <w:lang w:val="en-US"/>
+        </w:rPr>
+        <w:t>Quest</w:t>
+      </w:r>
+      <w:r>
+        <w:t xml:space="preserve"> 2</w:t>
+      </w:r>
+      <w:r>
+        <w:t>.</w:t>
+      </w:r>
+      <w:r>
+        <w:t xml:space="preserve"> </w:t>
+      </w:r>
+      <w:r>
+        <w:t xml:space="preserve">Первая глава данной работы будет посвящена исследованию предметной области: </w:t>
+      </w:r>
+      <w:r>
+        <w:t>анализ аналогичных проектов</w:t>
+      </w:r>
+      <w:r>
+        <w:t xml:space="preserve">, изучение документаций </w:t>
+      </w:r>
+      <w:r>
+        <w:rPr>
+          <w:lang w:val="en-US"/>
+        </w:rPr>
+        <w:t>VR</w:t>
+      </w:r>
+      <w:r>
         <w:t>-</w:t>
       </w:r>
       <w:r>
-        <w:rPr>
-          <w:rStyle w:val="h9rpj5gkjhrwbrml3kdi"/>
-        </w:rPr>
-        <w:t xml:space="preserve">гарнитур для </w:t>
-      </w:r>
-      <w:r>
-        <w:rPr>
-          <w:rStyle w:val="h9rpj5gkjhrwbrml3kdi"/>
-        </w:rPr>
-        <w:t>общего потребителя</w:t>
-      </w:r>
-      <w:r>
-        <w:rPr>
-          <w:rStyle w:val="h9rpj5gkjhrwbrml3kdi"/>
-        </w:rPr>
-        <w:t xml:space="preserve"> </w:t>
-      </w:r>
-      <w:r>
-        <w:rPr>
-          <w:rStyle w:val="h9rpj5gkjhrwbrml3kdi"/>
-        </w:rPr>
-        <w:t xml:space="preserve">в развлекательных сферах и применение </w:t>
+        <w:t>гарнитуры и инструментов</w:t>
+      </w:r>
+      <w:r>
+        <w:t xml:space="preserve"> для</w:t>
+      </w:r>
+      <w:r>
+        <w:t xml:space="preserve"> разработки</w:t>
+      </w:r>
+      <w:r>
+        <w:t xml:space="preserve"> продукта</w:t>
+      </w:r>
+      <w:r>
+        <w:t>.</w:t>
+      </w:r>
+      <w:r>
+        <w:t xml:space="preserve"> Во второй главе планируется моделирование игры: </w:t>
+      </w:r>
+      <w:r>
+        <w:t>проектирование</w:t>
+      </w:r>
+      <w:r>
+        <w:t xml:space="preserve"> интеллект-карты</w:t>
+      </w:r>
+      <w:r>
+        <w:t xml:space="preserve"> для концепций и механик</w:t>
+      </w:r>
+      <w:r>
+        <w:t>;</w:t>
+      </w:r>
+      <w:r>
+        <w:t xml:space="preserve"> </w:t>
+      </w:r>
+      <w:r>
+        <w:t>моделирование</w:t>
+      </w:r>
+      <w:r>
+        <w:t xml:space="preserve"> пространства,</w:t>
+      </w:r>
+      <w:r>
+        <w:t xml:space="preserve"> </w:t>
+      </w:r>
+      <w:r>
+        <w:t>интерфейса</w:t>
+      </w:r>
+      <w:r>
+        <w:t>, систем и механик</w:t>
+      </w:r>
+      <w:r>
+        <w:t>;</w:t>
+      </w:r>
+      <w:r>
+        <w:t xml:space="preserve"> </w:t>
+      </w:r>
+      <w:r>
+        <w:t xml:space="preserve">подбор и категоризация </w:t>
+      </w:r>
+      <w:proofErr w:type="spellStart"/>
+      <w:r>
+        <w:t>ассетов</w:t>
+      </w:r>
+      <w:proofErr w:type="spellEnd"/>
+      <w:r>
+        <w:t xml:space="preserve">; </w:t>
+      </w:r>
+      <w:r>
+        <w:t xml:space="preserve">Третья глава охватывает весь процесс </w:t>
+      </w:r>
+      <w:r>
+        <w:t xml:space="preserve">программной реализации и ее тестирование: интегрирование </w:t>
+      </w:r>
+      <w:proofErr w:type="spellStart"/>
+      <w:r>
+        <w:t>ассетов</w:t>
+      </w:r>
+      <w:proofErr w:type="spellEnd"/>
+      <w:r>
+        <w:t xml:space="preserve"> в движок и настройка их коллизий</w:t>
+      </w:r>
+      <w:r>
+        <w:t>;</w:t>
+      </w:r>
+      <w:r>
+        <w:t xml:space="preserve"> настройка механик игровых объектов</w:t>
+      </w:r>
+      <w:r>
+        <w:t xml:space="preserve"> </w:t>
+      </w:r>
+      <w:r>
+        <w:t xml:space="preserve">и </w:t>
+      </w:r>
+      <w:proofErr w:type="spellStart"/>
+      <w:r>
+        <w:t>хитбоксов</w:t>
+      </w:r>
+      <w:proofErr w:type="spellEnd"/>
+      <w:r>
+        <w:t xml:space="preserve"> (событий на объектах)</w:t>
+      </w:r>
+      <w:r>
+        <w:t>;</w:t>
+      </w:r>
+      <w:r>
+        <w:t xml:space="preserve"> прототипирование логики ИИ</w:t>
+      </w:r>
+      <w:r>
+        <w:t>,</w:t>
+      </w:r>
+      <w:r>
+        <w:t xml:space="preserve"> </w:t>
+      </w:r>
+      <w:r>
+        <w:t>настройка</w:t>
+      </w:r>
+      <w:r>
+        <w:t xml:space="preserve"> </w:t>
+      </w:r>
+      <w:r>
+        <w:t xml:space="preserve">анимации объектов, </w:t>
+      </w:r>
+      <w:r>
+        <w:t xml:space="preserve">разработка пользовательского интерфейса </w:t>
+      </w:r>
+      <w:r>
+        <w:rPr>
+          <w:lang w:val="en-US"/>
+        </w:rPr>
+        <w:t>UI</w:t>
+      </w:r>
+      <w:r>
+        <w:t xml:space="preserve">, интеграция </w:t>
+      </w:r>
+      <w:r>
+        <w:lastRenderedPageBreak/>
+        <w:t>мотивационных механик, тестирование и улучшение игры, отладка и доработка игры.</w:t>
       </w:r>
     </w:p>
     <w:sectPr>

--- a/Введение.docx
+++ b/Введение.docx
@@ -27,63 +27,95 @@
         <w:rPr>
           <w:rStyle w:val="h9rpj5gkjhrwbrml3kdi"/>
         </w:rPr>
-        <w:t xml:space="preserve">Технологии виртуальной реальности </w:t>
-      </w:r>
-      <w:r>
-        <w:rPr>
-          <w:rStyle w:val="h9rpj5gkjhrwbrml3kdi"/>
-        </w:rPr>
-        <w:t>(</w:t>
-      </w:r>
-      <w:r>
-        <w:rPr>
-          <w:rStyle w:val="h9rpj5gkjhrwbrml3kdi"/>
-          <w:lang w:val="en-US"/>
-        </w:rPr>
-        <w:t>VR</w:t>
-      </w:r>
-      <w:r>
-        <w:rPr>
-          <w:rStyle w:val="h9rpj5gkjhrwbrml3kdi"/>
-        </w:rPr>
-        <w:t xml:space="preserve">) </w:t>
-      </w:r>
-      <w:r>
-        <w:rPr>
-          <w:rStyle w:val="h9rpj5gkjhrwbrml3kdi"/>
-        </w:rPr>
-        <w:t xml:space="preserve">с каждым годом занимают всё более значимое и заметное место в </w:t>
-      </w:r>
-      <w:r>
-        <w:rPr>
-          <w:rStyle w:val="h9rpj5gkjhrwbrml3kdi"/>
-          <w:lang w:val="en-US"/>
-        </w:rPr>
-        <w:t>IT</w:t>
-      </w:r>
+        <w:t xml:space="preserve">Технологии виртуальной реальности (VR) с каждым годом занимают всё более значимое и заметное место в IT </w:t>
+      </w:r>
+      <w:r>
+        <w:rPr>
+          <w:rStyle w:val="h9rpj5gkjhrwbrml3kdi"/>
+        </w:rPr>
+        <w:t>индустрии</w:t>
+      </w:r>
+      <w:r>
+        <w:rPr>
+          <w:rStyle w:val="h9rpj5gkjhrwbrml3kdi"/>
+        </w:rPr>
+        <w:t xml:space="preserve">. </w:t>
+      </w:r>
+      <w:r>
+        <w:rPr>
+          <w:rStyle w:val="h9rpj5gkjhrwbrml3kdi"/>
+        </w:rPr>
+        <w:t>Понижение стоимости</w:t>
+      </w:r>
+      <w:r>
+        <w:rPr>
+          <w:rStyle w:val="h9rpj5gkjhrwbrml3kdi"/>
+        </w:rPr>
+        <w:t xml:space="preserve"> VR гарнитуры</w:t>
+      </w:r>
+      <w:r>
+        <w:rPr>
+          <w:rStyle w:val="h9rpj5gkjhrwbrml3kdi"/>
+        </w:rPr>
+        <w:t>, а также развитие</w:t>
+      </w:r>
+      <w:r>
+        <w:rPr>
+          <w:rStyle w:val="h9rpj5gkjhrwbrml3kdi"/>
+        </w:rPr>
+        <w:t xml:space="preserve"> беспроводны</w:t>
+      </w:r>
+      <w:r>
+        <w:rPr>
+          <w:rStyle w:val="h9rpj5gkjhrwbrml3kdi"/>
+        </w:rPr>
+        <w:t>х</w:t>
+      </w:r>
+      <w:r>
+        <w:rPr>
+          <w:rStyle w:val="h9rpj5gkjhrwbrml3kdi"/>
+        </w:rPr>
+        <w:t xml:space="preserve"> VR устройств, таки</w:t>
+      </w:r>
+      <w:r>
+        <w:rPr>
+          <w:rStyle w:val="h9rpj5gkjhrwbrml3kdi"/>
+        </w:rPr>
+        <w:t>х</w:t>
+      </w:r>
+      <w:r>
+        <w:rPr>
+          <w:rStyle w:val="h9rpj5gkjhrwbrml3kdi"/>
+        </w:rPr>
+        <w:t xml:space="preserve"> как </w:t>
+      </w:r>
+      <w:proofErr w:type="spellStart"/>
+      <w:r>
+        <w:rPr>
+          <w:rStyle w:val="h9rpj5gkjhrwbrml3kdi"/>
+        </w:rPr>
+        <w:t>Oculus</w:t>
+      </w:r>
+      <w:proofErr w:type="spellEnd"/>
       <w:r>
         <w:rPr>
           <w:rStyle w:val="h9rpj5gkjhrwbrml3kdi"/>
         </w:rPr>
         <w:t xml:space="preserve"> </w:t>
       </w:r>
-      <w:r>
-        <w:rPr>
-          <w:rStyle w:val="h9rpj5gkjhrwbrml3kdi"/>
-        </w:rPr>
-        <w:t>индустрии</w:t>
-      </w:r>
-      <w:r>
-        <w:rPr>
-          <w:rStyle w:val="h9rpj5gkjhrwbrml3kdi"/>
-        </w:rPr>
-        <w:t xml:space="preserve">. </w:t>
-      </w:r>
-      <w:r>
-        <w:rPr>
-          <w:rStyle w:val="h9rpj5gkjhrwbrml3kdi"/>
-        </w:rPr>
-        <w:t>Понижение стоимости</w:t>
+      <w:proofErr w:type="spellStart"/>
+      <w:r>
+        <w:rPr>
+          <w:rStyle w:val="h9rpj5gkjhrwbrml3kdi"/>
+        </w:rPr>
+        <w:t>Quest</w:t>
+      </w:r>
+      <w:proofErr w:type="spellEnd"/>
+      <w:r>
+        <w:rPr>
+          <w:rStyle w:val="h9rpj5gkjhrwbrml3kdi"/>
+        </w:rPr>
+        <w:t xml:space="preserve"> и HTC VIVE Focus</w:t>
       </w:r>
       <w:r>
         <w:rPr>
@@ -94,9 +126,8 @@
       <w:r>
         <w:rPr>
           <w:rStyle w:val="h9rpj5gkjhrwbrml3kdi"/>
-          <w:lang w:val="en-US"/>
-        </w:rPr>
-        <w:t>VR</w:t>
+        </w:rPr>
+        <w:t>–</w:t>
       </w:r>
       <w:r>
         <w:rPr>
@@ -108,19 +139,79 @@
         <w:rPr>
           <w:rStyle w:val="h9rpj5gkjhrwbrml3kdi"/>
         </w:rPr>
-        <w:t>гарнитуры</w:t>
-      </w:r>
-      <w:r>
-        <w:rPr>
-          <w:rStyle w:val="h9rpj5gkjhrwbrml3kdi"/>
-        </w:rPr>
-        <w:t>, а также развитие</w:t>
-      </w:r>
-      <w:r>
-        <w:rPr>
-          <w:rStyle w:val="h9rpj5gkjhrwbrml3kdi"/>
-        </w:rPr>
-        <w:t xml:space="preserve"> беспроводны</w:t>
+        <w:t>в</w:t>
+      </w:r>
+      <w:r>
+        <w:rPr>
+          <w:rStyle w:val="h9rpj5gkjhrwbrml3kdi"/>
+        </w:rPr>
+        <w:t>се это сделало VR-технологии более доступными для массового пользователя</w:t>
+      </w:r>
+      <w:r>
+        <w:rPr>
+          <w:rStyle w:val="h9rpj5gkjhrwbrml3kdi"/>
+        </w:rPr>
+        <w:t xml:space="preserve"> </w:t>
+      </w:r>
+      <w:r>
+        <w:rPr>
+          <w:rStyle w:val="h9rpj5gkjhrwbrml3kdi"/>
+        </w:rPr>
+        <w:t>[1].</w:t>
+      </w:r>
+      <w:r>
+        <w:rPr>
+          <w:rStyle w:val="h9rpj5gkjhrwbrml3kdi"/>
+        </w:rPr>
+        <w:t xml:space="preserve"> </w:t>
+      </w:r>
+      <w:r>
+        <w:rPr>
+          <w:rStyle w:val="h9rpj5gkjhrwbrml3kdi"/>
+        </w:rPr>
+        <w:t xml:space="preserve">VR </w:t>
+      </w:r>
+      <w:r>
+        <w:rPr>
+          <w:rStyle w:val="h9rpj5gkjhrwbrml3kdi"/>
+        </w:rPr>
+        <w:t>уже стала</w:t>
+      </w:r>
+      <w:r>
+        <w:rPr>
+          <w:rStyle w:val="h9rpj5gkjhrwbrml3kdi"/>
+        </w:rPr>
+        <w:t xml:space="preserve"> прорывной технологией не только в</w:t>
+      </w:r>
+      <w:r>
+        <w:rPr>
+          <w:rStyle w:val="h9rpj5gkjhrwbrml3kdi"/>
+        </w:rPr>
+        <w:t xml:space="preserve"> индустри</w:t>
+      </w:r>
+      <w:r>
+        <w:rPr>
+          <w:rStyle w:val="h9rpj5gkjhrwbrml3kdi"/>
+        </w:rPr>
+        <w:t>и</w:t>
+      </w:r>
+      <w:r>
+        <w:rPr>
+          <w:rStyle w:val="h9rpj5gkjhrwbrml3kdi"/>
+        </w:rPr>
+        <w:t xml:space="preserve"> развлечений, но и </w:t>
+      </w:r>
+      <w:r>
+        <w:rPr>
+          <w:rStyle w:val="h9rpj5gkjhrwbrml3kdi"/>
+        </w:rPr>
+        <w:t xml:space="preserve">во </w:t>
+      </w:r>
+      <w:r>
+        <w:rPr>
+          <w:rStyle w:val="h9rpj5gkjhrwbrml3kdi"/>
+        </w:rPr>
+        <w:t>многи</w:t>
       </w:r>
       <w:r>
         <w:rPr>
@@ -132,26 +223,7 @@
         <w:rPr>
           <w:rStyle w:val="h9rpj5gkjhrwbrml3kdi"/>
         </w:rPr>
-        <w:t xml:space="preserve"> </w:t>
-      </w:r>
-      <w:r>
-        <w:rPr>
-          <w:rStyle w:val="h9rpj5gkjhrwbrml3kdi"/>
-          <w:lang w:val="en-US"/>
-        </w:rPr>
-        <w:t>VR</w:t>
-      </w:r>
-      <w:r>
-        <w:rPr>
-          <w:rStyle w:val="h9rpj5gkjhrwbrml3kdi"/>
-        </w:rPr>
-        <w:t xml:space="preserve"> </w:t>
-      </w:r>
-      <w:r>
-        <w:rPr>
-          <w:rStyle w:val="h9rpj5gkjhrwbrml3kdi"/>
-        </w:rPr>
-        <w:t>устройств, таки</w:t>
+        <w:t xml:space="preserve"> други</w:t>
       </w:r>
       <w:r>
         <w:rPr>
@@ -163,252 +235,6 @@
         <w:rPr>
           <w:rStyle w:val="h9rpj5gkjhrwbrml3kdi"/>
         </w:rPr>
-        <w:t xml:space="preserve"> как </w:t>
-      </w:r>
-      <w:r>
-        <w:rPr>
-          <w:rStyle w:val="h9rpj5gkjhrwbrml3kdi"/>
-          <w:lang w:val="en-US"/>
-        </w:rPr>
-        <w:t>Oculus</w:t>
-      </w:r>
-      <w:r>
-        <w:rPr>
-          <w:rStyle w:val="h9rpj5gkjhrwbrml3kdi"/>
-        </w:rPr>
-        <w:t xml:space="preserve"> </w:t>
-      </w:r>
-      <w:r>
-        <w:rPr>
-          <w:rStyle w:val="h9rpj5gkjhrwbrml3kdi"/>
-          <w:lang w:val="en-US"/>
-        </w:rPr>
-        <w:t>Quest</w:t>
-      </w:r>
-      <w:r>
-        <w:rPr>
-          <w:rStyle w:val="h9rpj5gkjhrwbrml3kdi"/>
-        </w:rPr>
-        <w:t xml:space="preserve"> </w:t>
-      </w:r>
-      <w:r>
-        <w:rPr>
-          <w:rStyle w:val="h9rpj5gkjhrwbrml3kdi"/>
-        </w:rPr>
-        <w:t xml:space="preserve">и </w:t>
-      </w:r>
-      <w:r>
-        <w:rPr>
-          <w:rStyle w:val="h9rpj5gkjhrwbrml3kdi"/>
-          <w:lang w:val="en-US"/>
-        </w:rPr>
-        <w:t>HTC</w:t>
-      </w:r>
-      <w:r>
-        <w:rPr>
-          <w:rStyle w:val="h9rpj5gkjhrwbrml3kdi"/>
-        </w:rPr>
-        <w:t xml:space="preserve"> </w:t>
-      </w:r>
-      <w:r>
-        <w:rPr>
-          <w:rStyle w:val="h9rpj5gkjhrwbrml3kdi"/>
-          <w:lang w:val="en-US"/>
-        </w:rPr>
-        <w:t>VIVE</w:t>
-      </w:r>
-      <w:r>
-        <w:rPr>
-          <w:rStyle w:val="h9rpj5gkjhrwbrml3kdi"/>
-        </w:rPr>
-        <w:t xml:space="preserve"> </w:t>
-      </w:r>
-      <w:r>
-        <w:rPr>
-          <w:rStyle w:val="h9rpj5gkjhrwbrml3kdi"/>
-        </w:rPr>
-        <w:t>Focus</w:t>
-      </w:r>
-      <w:r>
-        <w:rPr>
-          <w:rStyle w:val="h9rpj5gkjhrwbrml3kdi"/>
-        </w:rPr>
-        <w:t xml:space="preserve"> </w:t>
-      </w:r>
-      <w:r>
-        <w:rPr>
-          <w:rStyle w:val="h9rpj5gkjhrwbrml3kdi"/>
-        </w:rPr>
-        <w:t>–</w:t>
-      </w:r>
-      <w:r>
-        <w:rPr>
-          <w:rStyle w:val="h9rpj5gkjhrwbrml3kdi"/>
-        </w:rPr>
-        <w:t xml:space="preserve"> все это</w:t>
-      </w:r>
-      <w:r>
-        <w:rPr>
-          <w:rStyle w:val="h9rpj5gkjhrwbrml3kdi"/>
-        </w:rPr>
-        <w:t xml:space="preserve"> </w:t>
-      </w:r>
-      <w:r>
-        <w:rPr>
-          <w:rStyle w:val="h9rpj5gkjhrwbrml3kdi"/>
-        </w:rPr>
-        <w:t>повысило</w:t>
-      </w:r>
-      <w:r>
-        <w:rPr>
-          <w:rStyle w:val="h9rpj5gkjhrwbrml3kdi"/>
-        </w:rPr>
-        <w:t xml:space="preserve"> доступност</w:t>
-      </w:r>
-      <w:r>
-        <w:rPr>
-          <w:rStyle w:val="h9rpj5gkjhrwbrml3kdi"/>
-        </w:rPr>
-        <w:t xml:space="preserve">ь </w:t>
-      </w:r>
-      <w:r>
-        <w:rPr>
-          <w:rStyle w:val="h9rpj5gkjhrwbrml3kdi"/>
-          <w:lang w:val="en-US"/>
-        </w:rPr>
-        <w:t>VR</w:t>
-      </w:r>
-      <w:r>
-        <w:rPr>
-          <w:rStyle w:val="h9rpj5gkjhrwbrml3kdi"/>
-        </w:rPr>
-        <w:t xml:space="preserve"> </w:t>
-      </w:r>
-      <w:r>
-        <w:rPr>
-          <w:rStyle w:val="h9rpj5gkjhrwbrml3kdi"/>
-        </w:rPr>
-        <w:t xml:space="preserve">технологий </w:t>
-      </w:r>
-      <w:r>
-        <w:rPr>
-          <w:rStyle w:val="h9rpj5gkjhrwbrml3kdi"/>
-        </w:rPr>
-        <w:t>массовому потребителю</w:t>
-      </w:r>
-      <w:r>
-        <w:rPr>
-          <w:rStyle w:val="h9rpj5gkjhrwbrml3kdi"/>
-        </w:rPr>
-        <w:t xml:space="preserve"> </w:t>
-      </w:r>
-      <w:r>
-        <w:rPr>
-          <w:rStyle w:val="h9rpj5gkjhrwbrml3kdi"/>
-        </w:rPr>
-        <w:t>[</w:t>
-      </w:r>
-      <w:r>
-        <w:rPr>
-          <w:rStyle w:val="h9rpj5gkjhrwbrml3kdi"/>
-        </w:rPr>
-        <w:t>1</w:t>
-      </w:r>
-      <w:r>
-        <w:rPr>
-          <w:rStyle w:val="h9rpj5gkjhrwbrml3kdi"/>
-        </w:rPr>
-        <w:t>]</w:t>
-      </w:r>
-      <w:r>
-        <w:rPr>
-          <w:rStyle w:val="h9rpj5gkjhrwbrml3kdi"/>
-        </w:rPr>
-        <w:t>.</w:t>
-      </w:r>
-      <w:r>
-        <w:rPr>
-          <w:rStyle w:val="h9rpj5gkjhrwbrml3kdi"/>
-        </w:rPr>
-        <w:t xml:space="preserve"> </w:t>
-      </w:r>
-      <w:r>
-        <w:rPr>
-          <w:rStyle w:val="h9rpj5gkjhrwbrml3kdi"/>
-        </w:rPr>
-        <w:t xml:space="preserve"> </w:t>
-      </w:r>
-      <w:r>
-        <w:rPr>
-          <w:rStyle w:val="h9rpj5gkjhrwbrml3kdi"/>
-          <w:lang w:val="en-US"/>
-        </w:rPr>
-        <w:t>VR</w:t>
-      </w:r>
-      <w:r>
-        <w:rPr>
-          <w:rStyle w:val="h9rpj5gkjhrwbrml3kdi"/>
-        </w:rPr>
-        <w:t xml:space="preserve"> </w:t>
-      </w:r>
-      <w:r>
-        <w:rPr>
-          <w:rStyle w:val="h9rpj5gkjhrwbrml3kdi"/>
-        </w:rPr>
-        <w:t>становится прорывной технологией не только в</w:t>
-      </w:r>
-      <w:r>
-        <w:rPr>
-          <w:rStyle w:val="h9rpj5gkjhrwbrml3kdi"/>
-        </w:rPr>
-        <w:t xml:space="preserve"> индустри</w:t>
-      </w:r>
-      <w:r>
-        <w:rPr>
-          <w:rStyle w:val="h9rpj5gkjhrwbrml3kdi"/>
-        </w:rPr>
-        <w:t>и</w:t>
-      </w:r>
-      <w:r>
-        <w:rPr>
-          <w:rStyle w:val="h9rpj5gkjhrwbrml3kdi"/>
-        </w:rPr>
-        <w:t xml:space="preserve"> развлечений, но и </w:t>
-      </w:r>
-      <w:r>
-        <w:rPr>
-          <w:rStyle w:val="h9rpj5gkjhrwbrml3kdi"/>
-        </w:rPr>
-        <w:t xml:space="preserve">во </w:t>
-      </w:r>
-      <w:r>
-        <w:rPr>
-          <w:rStyle w:val="h9rpj5gkjhrwbrml3kdi"/>
-        </w:rPr>
-        <w:t>многи</w:t>
-      </w:r>
-      <w:r>
-        <w:rPr>
-          <w:rStyle w:val="h9rpj5gkjhrwbrml3kdi"/>
-        </w:rPr>
-        <w:t>х</w:t>
-      </w:r>
-      <w:r>
-        <w:rPr>
-          <w:rStyle w:val="h9rpj5gkjhrwbrml3kdi"/>
-        </w:rPr>
-        <w:t xml:space="preserve"> други</w:t>
-      </w:r>
-      <w:r>
-        <w:rPr>
-          <w:rStyle w:val="h9rpj5gkjhrwbrml3kdi"/>
-        </w:rPr>
-        <w:t>х</w:t>
-      </w:r>
-      <w:r>
-        <w:rPr>
-          <w:rStyle w:val="h9rpj5gkjhrwbrml3kdi"/>
-        </w:rPr>
         <w:t xml:space="preserve"> сфер</w:t>
       </w:r>
       <w:r>
@@ -433,31 +259,25 @@
         <w:rPr>
           <w:rStyle w:val="h9rpj5gkjhrwbrml3kdi"/>
         </w:rPr>
-        <w:t xml:space="preserve">, </w:t>
-      </w:r>
-      <w:r>
-        <w:rPr>
-          <w:rStyle w:val="h9rpj5gkjhrwbrml3kdi"/>
-        </w:rPr>
-        <w:t xml:space="preserve">так как предоставляет доныне </w:t>
-      </w:r>
-      <w:r>
-        <w:rPr>
-          <w:rStyle w:val="h9rpj5gkjhrwbrml3kdi"/>
-        </w:rPr>
-        <w:t xml:space="preserve">недостижимый (на мониторах и дисплеях) уровень погружения в виртуальные миры, предоставляющие пользователю более усовершенствованный вид работы с информацией </w:t>
-      </w:r>
-      <w:r>
-        <w:rPr>
-          <w:rStyle w:val="h9rpj5gkjhrwbrml3kdi"/>
-        </w:rPr>
-        <w:t>[2]</w:t>
-      </w:r>
-      <w:r>
-        <w:rPr>
-          <w:rStyle w:val="h9rpj5gkjhrwbrml3kdi"/>
-        </w:rPr>
-        <w:t>.</w:t>
+        <w:t xml:space="preserve">, так как предоставляет доныне </w:t>
+      </w:r>
+      <w:r>
+        <w:rPr>
+          <w:rStyle w:val="h9rpj5gkjhrwbrml3kdi"/>
+        </w:rPr>
+        <w:t xml:space="preserve">недостижимый (на </w:t>
+      </w:r>
+      <w:r>
+        <w:rPr>
+          <w:rStyle w:val="h9rpj5gkjhrwbrml3kdi"/>
+        </w:rPr>
+        <w:t>других устройствах вывода информации</w:t>
+      </w:r>
+      <w:r>
+        <w:rPr>
+          <w:rStyle w:val="h9rpj5gkjhrwbrml3kdi"/>
+        </w:rPr>
+        <w:t>) уровень погружения в виртуальные миры, предоставляющие пользователю более усовершенствованный вид работы с информацией [2].</w:t>
       </w:r>
     </w:p>
     <w:p>
@@ -477,82 +297,95 @@
         <w:rPr>
           <w:rStyle w:val="h9rpj5gkjhrwbrml3kdi"/>
         </w:rPr>
+        <w:t xml:space="preserve"> VR-игры</w:t>
+      </w:r>
+      <w:r>
+        <w:rPr>
+          <w:rStyle w:val="h9rpj5gkjhrwbrml3kdi"/>
+        </w:rPr>
+        <w:t xml:space="preserve"> «</w:t>
+      </w:r>
+      <w:proofErr w:type="spellStart"/>
+      <w:r>
+        <w:rPr>
+          <w:rStyle w:val="h9rpj5gkjhrwbrml3kdi"/>
+        </w:rPr>
+        <w:t>Коллицкие</w:t>
+      </w:r>
+      <w:proofErr w:type="spellEnd"/>
+      <w:r>
+        <w:rPr>
+          <w:rStyle w:val="h9rpj5gkjhrwbrml3kdi"/>
+        </w:rPr>
+        <w:t xml:space="preserve"> поля»</w:t>
+      </w:r>
+      <w:r>
+        <w:rPr>
+          <w:rStyle w:val="h9rpj5gkjhrwbrml3kdi"/>
+        </w:rPr>
+        <w:t xml:space="preserve"> будут использоваться</w:t>
+      </w:r>
+      <w:r>
+        <w:rPr>
+          <w:rStyle w:val="h9rpj5gkjhrwbrml3kdi"/>
+        </w:rPr>
+        <w:t xml:space="preserve"> такие</w:t>
+      </w:r>
+      <w:r>
+        <w:rPr>
+          <w:rStyle w:val="h9rpj5gkjhrwbrml3kdi"/>
+        </w:rPr>
         <w:t xml:space="preserve"> </w:t>
       </w:r>
       <w:r>
         <w:rPr>
           <w:rStyle w:val="h9rpj5gkjhrwbrml3kdi"/>
-          <w:lang w:val="en-US"/>
-        </w:rPr>
-        <w:t>VR</w:t>
-      </w:r>
-      <w:r>
-        <w:rPr>
-          <w:rStyle w:val="h9rpj5gkjhrwbrml3kdi"/>
-        </w:rPr>
-        <w:t>-</w:t>
-      </w:r>
-      <w:r>
-        <w:rPr>
-          <w:rStyle w:val="h9rpj5gkjhrwbrml3kdi"/>
-        </w:rPr>
-        <w:t>игры</w:t>
-      </w:r>
-      <w:r>
-        <w:rPr>
-          <w:rStyle w:val="h9rpj5gkjhrwbrml3kdi"/>
-        </w:rPr>
-        <w:t xml:space="preserve"> «</w:t>
+        </w:rPr>
+        <w:t>жанр</w:t>
+      </w:r>
+      <w:r>
+        <w:rPr>
+          <w:rStyle w:val="h9rpj5gkjhrwbrml3kdi"/>
+        </w:rPr>
+        <w:t>ы</w:t>
+      </w:r>
+      <w:r>
+        <w:rPr>
+          <w:rStyle w:val="h9rpj5gkjhrwbrml3kdi"/>
+        </w:rPr>
+        <w:t>,</w:t>
+      </w:r>
+      <w:r>
+        <w:rPr>
+          <w:rStyle w:val="h9rpj5gkjhrwbrml3kdi"/>
+        </w:rPr>
+        <w:t xml:space="preserve"> </w:t>
+      </w:r>
+      <w:r>
+        <w:rPr>
+          <w:rStyle w:val="h9rpj5gkjhrwbrml3kdi"/>
+        </w:rPr>
+        <w:t xml:space="preserve">как </w:t>
       </w:r>
       <w:proofErr w:type="spellStart"/>
       <w:r>
         <w:rPr>
           <w:rStyle w:val="h9rpj5gkjhrwbrml3kdi"/>
         </w:rPr>
-        <w:t>Коллицкие</w:t>
+        <w:t>adventure</w:t>
       </w:r>
       <w:proofErr w:type="spellEnd"/>
       <w:r>
         <w:rPr>
           <w:rStyle w:val="h9rpj5gkjhrwbrml3kdi"/>
         </w:rPr>
-        <w:t xml:space="preserve"> поля»</w:t>
-      </w:r>
-      <w:r>
-        <w:rPr>
-          <w:rStyle w:val="h9rpj5gkjhrwbrml3kdi"/>
-        </w:rPr>
-        <w:t xml:space="preserve"> будут использоваться</w:t>
-      </w:r>
-      <w:r>
-        <w:rPr>
-          <w:rStyle w:val="h9rpj5gkjhrwbrml3kdi"/>
-        </w:rPr>
-        <w:t xml:space="preserve"> такие</w:t>
-      </w:r>
-      <w:r>
-        <w:rPr>
-          <w:rStyle w:val="h9rpj5gkjhrwbrml3kdi"/>
-        </w:rPr>
         <w:t xml:space="preserve"> </w:t>
       </w:r>
       <w:r>
         <w:rPr>
           <w:rStyle w:val="h9rpj5gkjhrwbrml3kdi"/>
         </w:rPr>
-        <w:t>жанр</w:t>
-      </w:r>
-      <w:r>
-        <w:rPr>
-          <w:rStyle w:val="h9rpj5gkjhrwbrml3kdi"/>
-        </w:rPr>
-        <w:t>ы</w:t>
-      </w:r>
-      <w:r>
-        <w:rPr>
-          <w:rStyle w:val="h9rpj5gkjhrwbrml3kdi"/>
-        </w:rPr>
-        <w:t>,</w:t>
+        <w:t>и</w:t>
       </w:r>
       <w:r>
         <w:rPr>
@@ -560,30 +393,14 @@
         </w:rPr>
         <w:t xml:space="preserve"> </w:t>
       </w:r>
-      <w:r>
-        <w:rPr>
-          <w:rStyle w:val="h9rpj5gkjhrwbrml3kdi"/>
-        </w:rPr>
-        <w:t>как п</w:t>
-      </w:r>
-      <w:r>
-        <w:rPr>
-          <w:rStyle w:val="h9rpj5gkjhrwbrml3kdi"/>
-        </w:rPr>
-        <w:t>риключенческий</w:t>
-      </w:r>
-      <w:r>
-        <w:rPr>
-          <w:rStyle w:val="h9rpj5gkjhrwbrml3kdi"/>
-        </w:rPr>
-        <w:t xml:space="preserve"> и</w:t>
-      </w:r>
-      <w:r>
-        <w:rPr>
-          <w:rStyle w:val="h9rpj5gkjhrwbrml3kdi"/>
-        </w:rPr>
-        <w:t xml:space="preserve"> экшен</w:t>
-      </w:r>
+      <w:proofErr w:type="spellStart"/>
+      <w:r>
+        <w:rPr>
+          <w:rStyle w:val="h9rpj5gkjhrwbrml3kdi"/>
+        </w:rPr>
+        <w:t>action</w:t>
+      </w:r>
+      <w:proofErr w:type="spellEnd"/>
       <w:r>
         <w:rPr>
           <w:rStyle w:val="h9rpj5gkjhrwbrml3kdi"/>
@@ -606,15 +423,48 @@
         <w:rPr>
           <w:rStyle w:val="h9rpj5gkjhrwbrml3kdi"/>
         </w:rPr>
-        <w:t xml:space="preserve">т в топ-5 по популярности в </w:t>
-      </w:r>
-      <w:r>
-        <w:rPr>
-          <w:rStyle w:val="h9rpj5gkjhrwbrml3kdi"/>
-          <w:lang w:val="en-US"/>
-        </w:rPr>
-        <w:t>VR</w:t>
-      </w:r>
+        <w:t xml:space="preserve">т в топ-5 по популярности в VR играх на платформе </w:t>
+      </w:r>
+      <w:proofErr w:type="spellStart"/>
+      <w:r>
+        <w:rPr>
+          <w:rStyle w:val="h9rpj5gkjhrwbrml3kdi"/>
+        </w:rPr>
+        <w:t>Steam</w:t>
+      </w:r>
+      <w:proofErr w:type="spellEnd"/>
+      <w:r>
+        <w:rPr>
+          <w:rStyle w:val="h9rpj5gkjhrwbrml3kdi"/>
+        </w:rPr>
+        <w:t xml:space="preserve"> [3</w:t>
+      </w:r>
+      <w:r>
+        <w:rPr>
+          <w:rStyle w:val="h9rpj5gkjhrwbrml3kdi"/>
+        </w:rPr>
+        <w:t>,5</w:t>
+      </w:r>
+      <w:r>
+        <w:rPr>
+          <w:rStyle w:val="h9rpj5gkjhrwbrml3kdi"/>
+        </w:rPr>
+        <w:t>]</w:t>
+      </w:r>
+      <w:r>
+        <w:rPr>
+          <w:rStyle w:val="h9rpj5gkjhrwbrml3kdi"/>
+        </w:rPr>
+        <w:t xml:space="preserve">. Жанр </w:t>
+      </w:r>
+      <w:proofErr w:type="spellStart"/>
+      <w:r>
+        <w:rPr>
+          <w:rStyle w:val="h9rpj5gkjhrwbrml3kdi"/>
+        </w:rPr>
+        <w:t>action</w:t>
+      </w:r>
+      <w:proofErr w:type="spellEnd"/>
       <w:r>
         <w:rPr>
           <w:rStyle w:val="h9rpj5gkjhrwbrml3kdi"/>
@@ -625,14 +475,7 @@
         <w:rPr>
           <w:rStyle w:val="h9rpj5gkjhrwbrml3kdi"/>
         </w:rPr>
-        <w:t xml:space="preserve">играх на платформе </w:t>
-      </w:r>
-      <w:r>
-        <w:rPr>
-          <w:rStyle w:val="h9rpj5gkjhrwbrml3kdi"/>
-          <w:lang w:val="en-US"/>
-        </w:rPr>
-        <w:t>Steam</w:t>
+        <w:t>будет отражаться в виде “зрелищности”</w:t>
       </w:r>
       <w:r>
         <w:rPr>
@@ -644,105 +487,7 @@
         <w:rPr>
           <w:rStyle w:val="h9rpj5gkjhrwbrml3kdi"/>
         </w:rPr>
-        <w:t>[3]</w:t>
-      </w:r>
-      <w:r>
-        <w:rPr>
-          <w:rStyle w:val="h9rpj5gkjhrwbrml3kdi"/>
-        </w:rPr>
-        <w:t xml:space="preserve">. Жанр </w:t>
-      </w:r>
-      <w:proofErr w:type="spellStart"/>
-      <w:r>
-        <w:rPr>
-          <w:rStyle w:val="h9rpj5gkjhrwbrml3kdi"/>
-        </w:rPr>
-        <w:t>экшена</w:t>
-      </w:r>
-      <w:proofErr w:type="spellEnd"/>
-      <w:r>
-        <w:rPr>
-          <w:rStyle w:val="h9rpj5gkjhrwbrml3kdi"/>
-        </w:rPr>
-        <w:t xml:space="preserve"> </w:t>
-      </w:r>
-      <w:r>
-        <w:rPr>
-          <w:rStyle w:val="h9rpj5gkjhrwbrml3kdi"/>
-        </w:rPr>
-        <w:t xml:space="preserve">будет отражаться в виде </w:t>
-      </w:r>
-      <w:r>
-        <w:rPr>
-          <w:rStyle w:val="h9rpj5gkjhrwbrml3kdi"/>
-        </w:rPr>
-        <w:t>“</w:t>
-      </w:r>
-      <w:r>
-        <w:rPr>
-          <w:rStyle w:val="h9rpj5gkjhrwbrml3kdi"/>
-        </w:rPr>
-        <w:t>зрелищности</w:t>
-      </w:r>
-      <w:r>
-        <w:rPr>
-          <w:rStyle w:val="h9rpj5gkjhrwbrml3kdi"/>
-        </w:rPr>
-        <w:t>”</w:t>
-      </w:r>
-      <w:r>
-        <w:rPr>
-          <w:rStyle w:val="h9rpj5gkjhrwbrml3kdi"/>
-        </w:rPr>
-        <w:t xml:space="preserve"> </w:t>
-      </w:r>
-      <w:r>
-        <w:rPr>
-          <w:rStyle w:val="h9rpj5gkjhrwbrml3kdi"/>
-        </w:rPr>
-        <w:t>механики</w:t>
-      </w:r>
-      <w:r>
-        <w:rPr>
-          <w:rStyle w:val="h9rpj5gkjhrwbrml3kdi"/>
-        </w:rPr>
-        <w:t xml:space="preserve"> </w:t>
-      </w:r>
-      <w:r>
-        <w:rPr>
-          <w:rStyle w:val="h9rpj5gkjhrwbrml3kdi"/>
-        </w:rPr>
-        <w:t xml:space="preserve">боевых сцен, в то время как </w:t>
-      </w:r>
-      <w:r>
-        <w:rPr>
-          <w:rStyle w:val="h9rpj5gkjhrwbrml3kdi"/>
-        </w:rPr>
-        <w:t>п</w:t>
-      </w:r>
-      <w:r>
-        <w:rPr>
-          <w:rStyle w:val="h9rpj5gkjhrwbrml3kdi"/>
-        </w:rPr>
-        <w:t>риключенческ</w:t>
-      </w:r>
-      <w:r>
-        <w:rPr>
-          <w:rStyle w:val="h9rpj5gkjhrwbrml3kdi"/>
-        </w:rPr>
-        <w:t>ая</w:t>
-      </w:r>
-      <w:r>
-        <w:rPr>
-          <w:rStyle w:val="h9rpj5gkjhrwbrml3kdi"/>
-        </w:rPr>
-        <w:t xml:space="preserve"> </w:t>
-      </w:r>
-      <w:r>
-        <w:rPr>
-          <w:rStyle w:val="h9rpj5gkjhrwbrml3kdi"/>
-        </w:rPr>
-        <w:t>составляющая</w:t>
+        <w:t>механики боевых сцен, в то время как приключенческая составляющая</w:t>
       </w:r>
       <w:r>
         <w:rPr>
@@ -772,19 +517,7 @@
         <w:rPr>
           <w:rStyle w:val="h9rpj5gkjhrwbrml3kdi"/>
         </w:rPr>
-        <w:t>ния окружения и изучения сюжета игрового мира</w:t>
-      </w:r>
-      <w:r>
-        <w:rPr>
-          <w:rStyle w:val="h9rpj5gkjhrwbrml3kdi"/>
-        </w:rPr>
-        <w:t xml:space="preserve"> [</w:t>
-      </w:r>
-      <w:r>
-        <w:rPr>
-          <w:rStyle w:val="h9rpj5gkjhrwbrml3kdi"/>
-        </w:rPr>
-        <w:t>4]</w:t>
+        <w:t>ния окружения и изучения сюжета игрового мира [4]</w:t>
       </w:r>
       <w:r>
         <w:rPr>
@@ -796,14 +529,143 @@
     <w:p>
       <w:pPr>
         <w:pStyle w:val="a5"/>
-      </w:pPr>
-      <w:r>
-        <w:t>Игра</w:t>
+        <w:sectPr>
+          <w:pgSz w:w="11906" w:h="16838"/>
+          <w:pgMar w:top="1134" w:right="850" w:bottom="1134" w:left="1701" w:header="708" w:footer="708" w:gutter="0"/>
+          <w:cols w:space="708"/>
+          <w:docGrid w:linePitch="360"/>
+        </w:sectPr>
+      </w:pPr>
+      <w:r>
+        <w:t xml:space="preserve">Первая глава данной работы будет посвящена исследованию предметной области: </w:t>
+      </w:r>
+      <w:r>
+        <w:t xml:space="preserve">анализ </w:t>
+      </w:r>
+      <w:r>
+        <w:t>референсов</w:t>
+      </w:r>
+      <w:r>
+        <w:t xml:space="preserve"> проект</w:t>
+      </w:r>
+      <w:r>
+        <w:t>а</w:t>
+      </w:r>
+      <w:r>
+        <w:t>, изучение документаций VR-гарнитуры и инструментов</w:t>
+      </w:r>
+      <w:r>
+        <w:t xml:space="preserve"> для</w:t>
+      </w:r>
+      <w:r>
+        <w:t xml:space="preserve"> разработки</w:t>
+      </w:r>
+      <w:r>
+        <w:t xml:space="preserve"> продукта</w:t>
+      </w:r>
+      <w:r>
+        <w:t>.</w:t>
+      </w:r>
+      <w:r>
+        <w:t xml:space="preserve"> Во второй главе планируется моделирование игры: </w:t>
+      </w:r>
+      <w:r>
+        <w:t>разработка</w:t>
+      </w:r>
+      <w:r>
+        <w:t xml:space="preserve"> интеллект-карты</w:t>
+      </w:r>
+      <w:r>
+        <w:t xml:space="preserve"> концепций и механик</w:t>
+      </w:r>
+      <w:r>
+        <w:t>;</w:t>
       </w:r>
       <w:r>
         <w:t xml:space="preserve"> </w:t>
       </w:r>
       <w:r>
+        <w:t>моделирование пространства, интерфейса, систем и механик</w:t>
+      </w:r>
+      <w:r>
+        <w:t>;</w:t>
+      </w:r>
+      <w:r>
+        <w:t xml:space="preserve"> подбор и категоризация </w:t>
+      </w:r>
+      <w:proofErr w:type="spellStart"/>
+      <w:r>
+        <w:t>ассетов</w:t>
+      </w:r>
+      <w:proofErr w:type="spellEnd"/>
+      <w:r>
+        <w:t>.</w:t>
+      </w:r>
+      <w:r>
+        <w:t xml:space="preserve"> Третья глава </w:t>
+      </w:r>
+      <w:r>
+        <w:t>будет посвящена</w:t>
+      </w:r>
+      <w:r>
+        <w:t xml:space="preserve"> </w:t>
+      </w:r>
+      <w:r>
+        <w:t>программной реализации и ее тестировани</w:t>
+      </w:r>
+      <w:r>
+        <w:t>ю</w:t>
+      </w:r>
+      <w:r>
+        <w:t xml:space="preserve">: интегрирование </w:t>
+      </w:r>
+      <w:proofErr w:type="spellStart"/>
+      <w:r>
+        <w:t>ассетов</w:t>
+      </w:r>
+      <w:proofErr w:type="spellEnd"/>
+      <w:r>
+        <w:t xml:space="preserve"> в движок и настройка их коллизий</w:t>
+      </w:r>
+      <w:r>
+        <w:t>,</w:t>
+      </w:r>
+      <w:r>
+        <w:t xml:space="preserve"> настройка механик игровых объектов и </w:t>
+      </w:r>
+      <w:proofErr w:type="spellStart"/>
+      <w:r>
+        <w:t>хитбоксов</w:t>
+      </w:r>
+      <w:proofErr w:type="spellEnd"/>
+      <w:r>
+        <w:t xml:space="preserve"> (событий на объектах)</w:t>
+      </w:r>
+      <w:r>
+        <w:t>,</w:t>
+      </w:r>
+      <w:r>
+        <w:t xml:space="preserve"> прототипирование логики ИИ</w:t>
+      </w:r>
+      <w:r>
+        <w:t>, настройка</w:t>
+      </w:r>
+      <w:r>
+        <w:t xml:space="preserve"> </w:t>
+      </w:r>
+      <w:r>
+        <w:t xml:space="preserve">анимации объектов, </w:t>
+      </w:r>
+      <w:r>
+        <w:t>разработка пользовательского интерфейса UI, интеграция мотивационных механик, тестирование и улучшение игры, отладка и доработка игры.</w:t>
+      </w:r>
+      <w:r>
+        <w:t xml:space="preserve"> </w:t>
+      </w:r>
+      <w:r>
+        <w:t xml:space="preserve">Игра </w:t>
+      </w:r>
+      <w:r>
         <w:rPr>
           <w:rStyle w:val="h9rpj5gkjhrwbrml3kdi"/>
         </w:rPr>
@@ -821,233 +683,534 @@
         <w:rPr>
           <w:rStyle w:val="h9rpj5gkjhrwbrml3kdi"/>
         </w:rPr>
+        <w:t xml:space="preserve"> поля» </w:t>
+      </w:r>
+      <w:r>
+        <w:t xml:space="preserve">будет разрабатываться на игровом движке </w:t>
+      </w:r>
+      <w:proofErr w:type="spellStart"/>
+      <w:r>
+        <w:t>Unity</w:t>
+      </w:r>
+      <w:proofErr w:type="spellEnd"/>
+      <w:r>
+        <w:t xml:space="preserve"> со скриптами на языке программирования C# под VR гарнитуру </w:t>
+      </w:r>
+      <w:proofErr w:type="spellStart"/>
+      <w:r>
+        <w:t>Oculus</w:t>
+      </w:r>
+      <w:proofErr w:type="spellEnd"/>
+      <w:r>
         <w:t xml:space="preserve"> </w:t>
       </w:r>
-      <w:r>
-        <w:rPr>
-          <w:rStyle w:val="h9rpj5gkjhrwbrml3kdi"/>
-        </w:rPr>
-        <w:t xml:space="preserve">поля» </w:t>
-      </w:r>
-      <w:r>
-        <w:t>будет разрабатываться на</w:t>
-      </w:r>
-      <w:r>
+      <w:proofErr w:type="spellStart"/>
+      <w:r>
+        <w:t>Quest</w:t>
+      </w:r>
+      <w:proofErr w:type="spellEnd"/>
+      <w:r>
+        <w:t xml:space="preserve"> 2</w:t>
+      </w:r>
+      <w:r>
+        <w:t>.</w:t>
+      </w:r>
+    </w:p>
+    <w:p>
+      <w:pPr>
+        <w:pStyle w:val="a3"/>
+      </w:pPr>
+      <w:r>
+        <w:lastRenderedPageBreak/>
+        <w:t>Список использованной литературы</w:t>
+      </w:r>
+    </w:p>
+    <w:p>
+      <w:pPr>
+        <w:pStyle w:val="a9"/>
+        <w:numPr>
+          <w:ilvl w:val="0"/>
+          <w:numId w:val="2"/>
+        </w:numPr>
+        <w:rPr>
+          <w:rFonts w:ascii="Times New Roman" w:hAnsi="Times New Roman" w:cs="Times New Roman"/>
+          <w:sz w:val="28"/>
+          <w:szCs w:val="28"/>
+        </w:rPr>
+      </w:pPr>
+      <w:r>
+        <w:rPr>
+          <w:rFonts w:ascii="Times New Roman" w:hAnsi="Times New Roman" w:cs="Times New Roman"/>
+          <w:sz w:val="28"/>
+          <w:szCs w:val="28"/>
+          <w:lang w:val="en-US"/>
+        </w:rPr>
+        <w:t xml:space="preserve">CATCHWORD Virtual Reality. Isabell </w:t>
+      </w:r>
+      <w:proofErr w:type="spellStart"/>
+      <w:r>
+        <w:rPr>
+          <w:rFonts w:ascii="Times New Roman" w:hAnsi="Times New Roman" w:cs="Times New Roman"/>
+          <w:sz w:val="28"/>
+          <w:szCs w:val="28"/>
+          <w:lang w:val="en-US"/>
+        </w:rPr>
+        <w:t>Wohlgenannt</w:t>
+      </w:r>
+      <w:proofErr w:type="spellEnd"/>
+      <w:r>
+        <w:rPr>
+          <w:rFonts w:ascii="Times New Roman" w:hAnsi="Times New Roman" w:cs="Times New Roman"/>
+          <w:sz w:val="28"/>
+          <w:szCs w:val="28"/>
+          <w:lang w:val="en-US"/>
+        </w:rPr>
+        <w:t xml:space="preserve"> and Alexander Simons and Stefan Stieglitz and Alexander Simons [</w:t>
+      </w:r>
+      <w:r>
+        <w:rPr>
+          <w:rFonts w:ascii="Times New Roman" w:hAnsi="Times New Roman" w:cs="Times New Roman"/>
+          <w:sz w:val="28"/>
+          <w:szCs w:val="28"/>
+        </w:rPr>
+        <w:t>э</w:t>
+      </w:r>
+      <w:proofErr w:type="spellStart"/>
+      <w:r>
+        <w:rPr>
+          <w:rFonts w:ascii="Times New Roman" w:hAnsi="Times New Roman" w:cs="Times New Roman"/>
+          <w:sz w:val="28"/>
+          <w:szCs w:val="28"/>
+          <w:lang w:val="en-US"/>
+        </w:rPr>
+        <w:t>лектронный</w:t>
+      </w:r>
+      <w:proofErr w:type="spellEnd"/>
+      <w:r>
+        <w:rPr>
+          <w:rFonts w:ascii="Times New Roman" w:hAnsi="Times New Roman" w:cs="Times New Roman"/>
+          <w:sz w:val="28"/>
+          <w:szCs w:val="28"/>
+          <w:lang w:val="en-US"/>
+        </w:rPr>
         <w:t xml:space="preserve"> </w:t>
       </w:r>
-      <w:r>
-        <w:t xml:space="preserve">игровом движке </w:t>
-      </w:r>
-      <w:r>
-        <w:rPr>
-          <w:lang w:val="en-US"/>
-        </w:rPr>
-        <w:t>Unity</w:t>
-      </w:r>
-      <w:r>
-        <w:t xml:space="preserve"> со скриптами на языке программирования </w:t>
-      </w:r>
-      <w:r>
-        <w:rPr>
-          <w:lang w:val="en-US"/>
-        </w:rPr>
-        <w:t>C</w:t>
-      </w:r>
-      <w:r>
-        <w:t xml:space="preserve"># </w:t>
-      </w:r>
-      <w:r>
-        <w:t xml:space="preserve">под </w:t>
-      </w:r>
-      <w:r>
-        <w:rPr>
-          <w:lang w:val="en-US"/>
-        </w:rPr>
-        <w:t>VR</w:t>
-      </w:r>
-      <w:r>
+      <w:proofErr w:type="spellStart"/>
+      <w:r>
+        <w:rPr>
+          <w:rFonts w:ascii="Times New Roman" w:hAnsi="Times New Roman" w:cs="Times New Roman"/>
+          <w:sz w:val="28"/>
+          <w:szCs w:val="28"/>
+          <w:lang w:val="en-US"/>
+        </w:rPr>
+        <w:t>ресурс</w:t>
+      </w:r>
+      <w:proofErr w:type="spellEnd"/>
+      <w:r>
+        <w:rPr>
+          <w:rFonts w:ascii="Times New Roman" w:hAnsi="Times New Roman" w:cs="Times New Roman"/>
+          <w:sz w:val="28"/>
+          <w:szCs w:val="28"/>
+          <w:lang w:val="en-US"/>
+        </w:rPr>
+        <w:t xml:space="preserve">]. </w:t>
+      </w:r>
+      <w:r>
+        <w:rPr>
+          <w:rFonts w:ascii="Times New Roman" w:hAnsi="Times New Roman" w:cs="Times New Roman"/>
+          <w:sz w:val="28"/>
+          <w:szCs w:val="28"/>
+        </w:rPr>
+        <w:t>Режим доступа:</w:t>
+      </w:r>
+      <w:r>
+        <w:rPr>
+          <w:rFonts w:ascii="Times New Roman" w:hAnsi="Times New Roman" w:cs="Times New Roman"/>
+          <w:sz w:val="28"/>
+          <w:szCs w:val="28"/>
+        </w:rPr>
         <w:t xml:space="preserve"> </w:t>
       </w:r>
-      <w:r>
-        <w:t xml:space="preserve">гарнитуру </w:t>
-      </w:r>
-      <w:r>
-        <w:rPr>
-          <w:lang w:val="en-US"/>
-        </w:rPr>
-        <w:t>Oculus</w:t>
-      </w:r>
-      <w:r>
+      <w:hyperlink r:id="rId6" w:history="1">
+        <w:r>
+          <w:rPr>
+            <w:rStyle w:val="a7"/>
+            <w:rFonts w:ascii="Times New Roman" w:hAnsi="Times New Roman" w:cs="Times New Roman"/>
+            <w:sz w:val="28"/>
+            <w:szCs w:val="28"/>
+            <w:lang w:val="en-US"/>
+          </w:rPr>
+          <w:t>https</w:t>
+        </w:r>
+        <w:r>
+          <w:rPr>
+            <w:rStyle w:val="a7"/>
+            <w:rFonts w:ascii="Times New Roman" w:hAnsi="Times New Roman" w:cs="Times New Roman"/>
+            <w:sz w:val="28"/>
+            <w:szCs w:val="28"/>
+          </w:rPr>
+          <w:t>://</w:t>
+        </w:r>
+        <w:proofErr w:type="spellStart"/>
+        <w:r>
+          <w:rPr>
+            <w:rStyle w:val="a7"/>
+            <w:rFonts w:ascii="Times New Roman" w:hAnsi="Times New Roman" w:cs="Times New Roman"/>
+            <w:sz w:val="28"/>
+            <w:szCs w:val="28"/>
+            <w:lang w:val="en-US"/>
+          </w:rPr>
+          <w:t>aisel</w:t>
+        </w:r>
+        <w:proofErr w:type="spellEnd"/>
+        <w:r>
+          <w:rPr>
+            <w:rStyle w:val="a7"/>
+            <w:rFonts w:ascii="Times New Roman" w:hAnsi="Times New Roman" w:cs="Times New Roman"/>
+            <w:sz w:val="28"/>
+            <w:szCs w:val="28"/>
+          </w:rPr>
+          <w:t>.</w:t>
+        </w:r>
+        <w:proofErr w:type="spellStart"/>
+        <w:r>
+          <w:rPr>
+            <w:rStyle w:val="a7"/>
+            <w:rFonts w:ascii="Times New Roman" w:hAnsi="Times New Roman" w:cs="Times New Roman"/>
+            <w:sz w:val="28"/>
+            <w:szCs w:val="28"/>
+            <w:lang w:val="en-US"/>
+          </w:rPr>
+          <w:t>aisnet</w:t>
+        </w:r>
+        <w:proofErr w:type="spellEnd"/>
+        <w:r>
+          <w:rPr>
+            <w:rStyle w:val="a7"/>
+            <w:rFonts w:ascii="Times New Roman" w:hAnsi="Times New Roman" w:cs="Times New Roman"/>
+            <w:sz w:val="28"/>
+            <w:szCs w:val="28"/>
+          </w:rPr>
+          <w:t>.</w:t>
+        </w:r>
+        <w:r>
+          <w:rPr>
+            <w:rStyle w:val="a7"/>
+            <w:rFonts w:ascii="Times New Roman" w:hAnsi="Times New Roman" w:cs="Times New Roman"/>
+            <w:sz w:val="28"/>
+            <w:szCs w:val="28"/>
+            <w:lang w:val="en-US"/>
+          </w:rPr>
+          <w:t>org</w:t>
+        </w:r>
+        <w:r>
+          <w:rPr>
+            <w:rStyle w:val="a7"/>
+            <w:rFonts w:ascii="Times New Roman" w:hAnsi="Times New Roman" w:cs="Times New Roman"/>
+            <w:sz w:val="28"/>
+            <w:szCs w:val="28"/>
+          </w:rPr>
+          <w:t>/</w:t>
+        </w:r>
+        <w:proofErr w:type="spellStart"/>
+        <w:r>
+          <w:rPr>
+            <w:rStyle w:val="a7"/>
+            <w:rFonts w:ascii="Times New Roman" w:hAnsi="Times New Roman" w:cs="Times New Roman"/>
+            <w:sz w:val="28"/>
+            <w:szCs w:val="28"/>
+            <w:lang w:val="en-US"/>
+          </w:rPr>
+          <w:t>cgi</w:t>
+        </w:r>
+        <w:proofErr w:type="spellEnd"/>
+        <w:r>
+          <w:rPr>
+            <w:rStyle w:val="a7"/>
+            <w:rFonts w:ascii="Times New Roman" w:hAnsi="Times New Roman" w:cs="Times New Roman"/>
+            <w:sz w:val="28"/>
+            <w:szCs w:val="28"/>
+          </w:rPr>
+          <w:t>/</w:t>
+        </w:r>
+        <w:proofErr w:type="spellStart"/>
+        <w:r>
+          <w:rPr>
+            <w:rStyle w:val="a7"/>
+            <w:rFonts w:ascii="Times New Roman" w:hAnsi="Times New Roman" w:cs="Times New Roman"/>
+            <w:sz w:val="28"/>
+            <w:szCs w:val="28"/>
+            <w:lang w:val="en-US"/>
+          </w:rPr>
+          <w:t>viewcontent</w:t>
+        </w:r>
+        <w:proofErr w:type="spellEnd"/>
+        <w:r>
+          <w:rPr>
+            <w:rStyle w:val="a7"/>
+            <w:rFonts w:ascii="Times New Roman" w:hAnsi="Times New Roman" w:cs="Times New Roman"/>
+            <w:sz w:val="28"/>
+            <w:szCs w:val="28"/>
+          </w:rPr>
+          <w:t>.</w:t>
+        </w:r>
+        <w:proofErr w:type="spellStart"/>
+        <w:r>
+          <w:rPr>
+            <w:rStyle w:val="a7"/>
+            <w:rFonts w:ascii="Times New Roman" w:hAnsi="Times New Roman" w:cs="Times New Roman"/>
+            <w:sz w:val="28"/>
+            <w:szCs w:val="28"/>
+            <w:lang w:val="en-US"/>
+          </w:rPr>
+          <w:t>cgi</w:t>
+        </w:r>
+        <w:proofErr w:type="spellEnd"/>
+        <w:r>
+          <w:rPr>
+            <w:rStyle w:val="a7"/>
+            <w:rFonts w:ascii="Times New Roman" w:hAnsi="Times New Roman" w:cs="Times New Roman"/>
+            <w:sz w:val="28"/>
+            <w:szCs w:val="28"/>
+          </w:rPr>
+          <w:t>?</w:t>
+        </w:r>
+        <w:r>
+          <w:rPr>
+            <w:rStyle w:val="a7"/>
+            <w:rFonts w:ascii="Times New Roman" w:hAnsi="Times New Roman" w:cs="Times New Roman"/>
+            <w:sz w:val="28"/>
+            <w:szCs w:val="28"/>
+            <w:lang w:val="en-US"/>
+          </w:rPr>
+          <w:t>article</w:t>
+        </w:r>
+        <w:r>
+          <w:rPr>
+            <w:rStyle w:val="a7"/>
+            <w:rFonts w:ascii="Times New Roman" w:hAnsi="Times New Roman" w:cs="Times New Roman"/>
+            <w:sz w:val="28"/>
+            <w:szCs w:val="28"/>
+          </w:rPr>
+          <w:t>=1582&amp;</w:t>
+        </w:r>
+        <w:r>
+          <w:rPr>
+            <w:rStyle w:val="a7"/>
+            <w:rFonts w:ascii="Times New Roman" w:hAnsi="Times New Roman" w:cs="Times New Roman"/>
+            <w:sz w:val="28"/>
+            <w:szCs w:val="28"/>
+            <w:lang w:val="en-US"/>
+          </w:rPr>
+          <w:t>context</w:t>
+        </w:r>
+        <w:r>
+          <w:rPr>
+            <w:rStyle w:val="a7"/>
+            <w:rFonts w:ascii="Times New Roman" w:hAnsi="Times New Roman" w:cs="Times New Roman"/>
+            <w:sz w:val="28"/>
+            <w:szCs w:val="28"/>
+          </w:rPr>
+          <w:t>=</w:t>
+        </w:r>
+        <w:r>
+          <w:rPr>
+            <w:rStyle w:val="a7"/>
+            <w:rFonts w:ascii="Times New Roman" w:hAnsi="Times New Roman" w:cs="Times New Roman"/>
+            <w:sz w:val="28"/>
+            <w:szCs w:val="28"/>
+            <w:lang w:val="en-US"/>
+          </w:rPr>
+          <w:t>bise</w:t>
+        </w:r>
+      </w:hyperlink>
+      <w:r>
+        <w:rPr>
+          <w:rFonts w:ascii="Times New Roman" w:hAnsi="Times New Roman" w:cs="Times New Roman"/>
+          <w:sz w:val="28"/>
+          <w:szCs w:val="28"/>
+        </w:rPr>
+        <w:t>. Дата обращения: 23.02.2025.</w:t>
+      </w:r>
+    </w:p>
+    <w:p>
+      <w:pPr>
+        <w:pStyle w:val="a5"/>
+        <w:numPr>
+          <w:ilvl w:val="0"/>
+          <w:numId w:val="2"/>
+        </w:numPr>
+        <w:rPr>
+          <w:lang w:val="en-US"/>
+        </w:rPr>
+      </w:pPr>
+      <w:r>
+        <w:rPr>
+          <w:lang w:val="en-US"/>
+        </w:rPr>
+        <w:t xml:space="preserve">Rosedale P. Virtual Reality: The Next Disruptor: A new kind of worldwide communication // IEEE Consumer Electronics Magazine. 2017. </w:t>
+      </w:r>
+      <w:r>
+        <w:t>Т</w:t>
+      </w:r>
+      <w:r>
+        <w:rPr>
+          <w:lang w:val="en-US"/>
+        </w:rPr>
+        <w:t xml:space="preserve">. 6. № 1. </w:t>
+      </w:r>
+      <w:r>
+        <w:t>С</w:t>
+      </w:r>
+      <w:r>
+        <w:rPr>
+          <w:lang w:val="en-US"/>
+        </w:rPr>
+        <w:t>. 48–50.</w:t>
+      </w:r>
+    </w:p>
+    <w:p>
+      <w:pPr>
+        <w:pStyle w:val="a5"/>
+        <w:numPr>
+          <w:ilvl w:val="0"/>
+          <w:numId w:val="2"/>
+        </w:numPr>
+      </w:pPr>
+      <w:r>
+        <w:rPr>
+          <w:lang w:val="en-US"/>
+        </w:rPr>
+        <w:t xml:space="preserve">Database of everything on </w:t>
+      </w:r>
+      <w:r>
+        <w:rPr>
+          <w:lang w:val="en-US"/>
+        </w:rPr>
+        <w:t>Steam [</w:t>
+      </w:r>
+      <w:r>
+        <w:t>электронный</w:t>
+      </w:r>
+      <w:r>
+        <w:rPr>
+          <w:lang w:val="en-US"/>
+        </w:rPr>
         <w:t xml:space="preserve"> </w:t>
       </w:r>
       <w:r>
-        <w:rPr>
-          <w:lang w:val="en-US"/>
-        </w:rPr>
-        <w:t>Quest</w:t>
-      </w:r>
-      <w:r>
-        <w:t xml:space="preserve"> 2</w:t>
+        <w:t>ресурс</w:t>
+      </w:r>
+      <w:r>
+        <w:rPr>
+          <w:lang w:val="en-US"/>
+        </w:rPr>
+        <w:t xml:space="preserve">]. </w:t>
+      </w:r>
+      <w:r>
+        <w:t xml:space="preserve">Режим доступа: </w:t>
+      </w:r>
+      <w:hyperlink r:id="rId7" w:history="1">
+        <w:r>
+          <w:rPr>
+            <w:rStyle w:val="a7"/>
+          </w:rPr>
+          <w:t>https://steamdb.info</w:t>
+        </w:r>
+      </w:hyperlink>
+      <w:r>
+        <w:t>. Дата обращения</w:t>
+      </w:r>
+      <w:r>
+        <w:t xml:space="preserve">: </w:t>
+      </w:r>
+      <w:r>
+        <w:t>23.02.2025</w:t>
       </w:r>
       <w:r>
         <w:t>.</w:t>
       </w:r>
-      <w:r>
-        <w:t xml:space="preserve"> </w:t>
-      </w:r>
-      <w:r>
-        <w:t xml:space="preserve">Первая глава данной работы будет посвящена исследованию предметной области: </w:t>
-      </w:r>
-      <w:r>
-        <w:t>анализ аналогичных проектов</w:t>
-      </w:r>
-      <w:r>
-        <w:t xml:space="preserve">, изучение документаций </w:t>
-      </w:r>
-      <w:r>
-        <w:rPr>
-          <w:lang w:val="en-US"/>
-        </w:rPr>
-        <w:t>VR</w:t>
-      </w:r>
-      <w:r>
-        <w:t>-</w:t>
-      </w:r>
-      <w:r>
-        <w:t>гарнитуры и инструментов</w:t>
-      </w:r>
-      <w:r>
-        <w:t xml:space="preserve"> для</w:t>
-      </w:r>
-      <w:r>
-        <w:t xml:space="preserve"> разработки</w:t>
-      </w:r>
-      <w:r>
-        <w:t xml:space="preserve"> продукта</w:t>
-      </w:r>
-      <w:r>
-        <w:t>.</w:t>
-      </w:r>
-      <w:r>
-        <w:t xml:space="preserve"> Во второй главе планируется моделирование игры: </w:t>
-      </w:r>
-      <w:r>
-        <w:t>проектирование</w:t>
-      </w:r>
-      <w:r>
-        <w:t xml:space="preserve"> интеллект-карты</w:t>
-      </w:r>
-      <w:r>
-        <w:t xml:space="preserve"> для концепций и механик</w:t>
-      </w:r>
-      <w:r>
-        <w:t>;</w:t>
-      </w:r>
-      <w:r>
-        <w:t xml:space="preserve"> </w:t>
-      </w:r>
-      <w:r>
-        <w:t>моделирование</w:t>
-      </w:r>
-      <w:r>
-        <w:t xml:space="preserve"> пространства,</w:t>
-      </w:r>
-      <w:r>
-        <w:t xml:space="preserve"> </w:t>
-      </w:r>
-      <w:r>
-        <w:t>интерфейса</w:t>
-      </w:r>
-      <w:r>
-        <w:t>, систем и механик</w:t>
-      </w:r>
-      <w:r>
-        <w:t>;</w:t>
-      </w:r>
-      <w:r>
-        <w:t xml:space="preserve"> </w:t>
-      </w:r>
-      <w:r>
-        <w:t xml:space="preserve">подбор и категоризация </w:t>
+    </w:p>
+    <w:p>
+      <w:pPr>
+        <w:pStyle w:val="a5"/>
+        <w:numPr>
+          <w:ilvl w:val="0"/>
+          <w:numId w:val="2"/>
+        </w:numPr>
+        <w:rPr>
+          <w:lang w:val="en-US"/>
+        </w:rPr>
+      </w:pPr>
+      <w:r>
+        <w:rPr>
+          <w:lang w:val="en-US"/>
+        </w:rPr>
+        <w:t xml:space="preserve">Vargas-Iglesias J.J. Making Sense of Genre: The Logic of Video Game Genre Organization // Games and Culture. 2020. </w:t>
+      </w:r>
+      <w:r>
+        <w:t>Т</w:t>
+      </w:r>
+      <w:r>
+        <w:rPr>
+          <w:lang w:val="en-US"/>
+        </w:rPr>
+        <w:t xml:space="preserve">. 15. </w:t>
+      </w:r>
+      <w:r>
+        <w:t>С</w:t>
+      </w:r>
+      <w:r>
+        <w:rPr>
+          <w:lang w:val="en-US"/>
+        </w:rPr>
+        <w:t>. 158–178.</w:t>
+      </w:r>
+    </w:p>
+    <w:p>
+      <w:pPr>
+        <w:pStyle w:val="a5"/>
+        <w:numPr>
+          <w:ilvl w:val="0"/>
+          <w:numId w:val="2"/>
+        </w:numPr>
+        <w:rPr>
+          <w:lang w:val="en-US"/>
+        </w:rPr>
+      </w:pPr>
+      <w:r>
+        <w:rPr>
+          <w:lang w:val="en-US"/>
+        </w:rPr>
+        <w:t xml:space="preserve">Foxman M., Leith A.P., </w:t>
       </w:r>
       <w:proofErr w:type="spellStart"/>
       <w:r>
-        <w:t>ассетов</w:t>
+        <w:rPr>
+          <w:lang w:val="en-US"/>
+        </w:rPr>
+        <w:t>Beyea</w:t>
       </w:r>
       <w:proofErr w:type="spellEnd"/>
       <w:r>
-        <w:t xml:space="preserve">; </w:t>
-      </w:r>
-      <w:r>
-        <w:t xml:space="preserve">Третья глава охватывает весь процесс </w:t>
-      </w:r>
-      <w:r>
-        <w:t xml:space="preserve">программной реализации и ее тестирование: интегрирование </w:t>
+        <w:rPr>
+          <w:lang w:val="en-US"/>
+        </w:rPr>
+        <w:t xml:space="preserve"> D., </w:t>
       </w:r>
       <w:proofErr w:type="spellStart"/>
       <w:r>
-        <w:t>ассетов</w:t>
+        <w:rPr>
+          <w:lang w:val="en-US"/>
+        </w:rPr>
+        <w:t>Klebig</w:t>
       </w:r>
       <w:proofErr w:type="spellEnd"/>
       <w:r>
-        <w:t xml:space="preserve"> в движок и настройка их коллизий</w:t>
-      </w:r>
-      <w:r>
-        <w:t>;</w:t>
-      </w:r>
-      <w:r>
-        <w:t xml:space="preserve"> настройка механик игровых объектов</w:t>
-      </w:r>
-      <w:r>
-        <w:t xml:space="preserve"> </w:t>
-      </w:r>
-      <w:r>
-        <w:t xml:space="preserve">и </w:t>
-      </w:r>
-      <w:proofErr w:type="spellStart"/>
-      <w:r>
-        <w:t>хитбоксов</w:t>
-      </w:r>
-      <w:proofErr w:type="spellEnd"/>
-      <w:r>
-        <w:t xml:space="preserve"> (событий на объектах)</w:t>
-      </w:r>
-      <w:r>
-        <w:t>;</w:t>
-      </w:r>
-      <w:r>
-        <w:t xml:space="preserve"> прототипирование логики ИИ</w:t>
-      </w:r>
-      <w:r>
-        <w:t>,</w:t>
-      </w:r>
-      <w:r>
-        <w:t xml:space="preserve"> </w:t>
-      </w:r>
-      <w:r>
-        <w:t>настройка</w:t>
-      </w:r>
-      <w:r>
-        <w:t xml:space="preserve"> </w:t>
-      </w:r>
-      <w:r>
-        <w:t xml:space="preserve">анимации объектов, </w:t>
-      </w:r>
-      <w:r>
-        <w:t xml:space="preserve">разработка пользовательского интерфейса </w:t>
-      </w:r>
-      <w:r>
-        <w:rPr>
-          <w:lang w:val="en-US"/>
-        </w:rPr>
-        <w:t>UI</w:t>
-      </w:r>
-      <w:r>
-        <w:t xml:space="preserve">, интеграция </w:t>
-      </w:r>
-      <w:r>
-        <w:lastRenderedPageBreak/>
-        <w:t>мотивационных механик, тестирование и улучшение игры, отладка и доработка игры.</w:t>
+        <w:rPr>
+          <w:lang w:val="en-US"/>
+        </w:rPr>
+        <w:t xml:space="preserve"> B., Chen V.H.-H., Ratan R.A. Virtual Reality Genres: Comparing Preferences in Immersive Experiences and Games // Extended Abstracts of the 2020 Annual Symposium on Computer-Human Interaction in Play. 2020.</w:t>
       </w:r>
     </w:p>
     <w:sectPr>
@@ -1058,6 +1221,284 @@
     </w:sectPr>
   </w:body>
 </w:document>
+</file>
+
+<file path=word/numbering.xml><?xml version="1.0" encoding="utf-8"?>
+<w:numbering xmlns:wpc="http://schemas.microsoft.com/office/word/2010/wordprocessingCanvas" xmlns:cx="http://schemas.microsoft.com/office/drawing/2014/chartex" xmlns:cx1="http://schemas.microsoft.com/office/drawing/2015/9/8/chartex" xmlns:cx2="http://schemas.microsoft.com/office/drawing/2015/10/21/chartex" xmlns:cx3="http://schemas.microsoft.com/office/drawing/2016/5/9/chartex" xmlns:cx4="http://schemas.microsoft.com/office/drawing/2016/5/10/chartex" xmlns:cx5="http://schemas.microsoft.com/office/drawing/2016/5/11/chartex" xmlns:cx6="http://schemas.microsoft.com/office/drawing/2016/5/12/chartex" xmlns:cx7="http://schemas.microsoft.com/office/drawing/2016/5/13/chartex" xmlns:cx8="http://schemas.microsoft.com/office/drawing/2016/5/14/chartex" xmlns:mc="http://schemas.openxmlformats.org/markup-compatibility/2006" xmlns:aink="http://schemas.microsoft.com/office/drawing/2016/ink" xmlns:am3d="http://schemas.microsoft.com/office/drawing/2017/model3d" xmlns:o="urn:schemas-microsoft-com:office:office" xmlns:r="http://schemas.openxmlformats.org/officeDocument/2006/relationships" xmlns:m="http://schemas.openxmlformats.org/officeDocument/2006/math" xmlns:v="urn:schemas-microsoft-com:vml" xmlns:wp14="http://schemas.microsoft.com/office/word/2010/wordprocessingDrawing" xmlns:wp="http://schemas.openxmlformats.org/drawingml/2006/wordprocessingDrawing" xmlns:w10="urn:schemas-microsoft-com:office:word" xmlns:w="http://schemas.openxmlformats.org/wordprocessingml/2006/main" xmlns:w14="http://schemas.microsoft.com/office/word/2010/wordml" xmlns:w15="http://schemas.microsoft.com/office/word/2012/wordml" xmlns:w16cex="http://schemas.microsoft.com/office/word/2018/wordml/cex" xmlns:w16cid="http://schemas.microsoft.com/office/word/2016/wordml/cid" xmlns:w16="http://schemas.microsoft.com/office/word/2018/wordml" xmlns:w16sdtdh="http://schemas.microsoft.com/office/word/2020/wordml/sdtdatahash" xmlns:w16se="http://schemas.microsoft.com/office/word/2015/wordml/symex" xmlns:wpg="http://schemas.microsoft.com/office/word/2010/wordprocessingGroup" xmlns:wpi="http://schemas.microsoft.com/office/word/2010/wordprocessingInk" xmlns:wne="http://schemas.microsoft.com/office/word/2006/wordml" xmlns:wps="http://schemas.microsoft.com/office/word/2010/wordprocessingShape" mc:Ignorable="w14 w15 w16se w16cid w16 w16cex w16sdtdh wp14">
+  <w:abstractNum w:abstractNumId="0" w15:restartNumberingAfterBreak="0">
+    <w:nsid w:val="36255EB7"/>
+    <w:multiLevelType w:val="hybridMultilevel"/>
+    <w:tmpl w:val="A0EE51D8"/>
+    <w:lvl w:ilvl="0" w:tplc="0419000F">
+      <w:start w:val="1"/>
+      <w:numFmt w:val="decimal"/>
+      <w:lvlText w:val="%1."/>
+      <w:lvlJc w:val="left"/>
+      <w:pPr>
+        <w:ind w:left="1429" w:hanging="360"/>
+      </w:pPr>
+    </w:lvl>
+    <w:lvl w:ilvl="1" w:tplc="04190019" w:tentative="1">
+      <w:start w:val="1"/>
+      <w:numFmt w:val="lowerLetter"/>
+      <w:lvlText w:val="%2."/>
+      <w:lvlJc w:val="left"/>
+      <w:pPr>
+        <w:ind w:left="2149" w:hanging="360"/>
+      </w:pPr>
+    </w:lvl>
+    <w:lvl w:ilvl="2" w:tplc="0419001B" w:tentative="1">
+      <w:start w:val="1"/>
+      <w:numFmt w:val="lowerRoman"/>
+      <w:lvlText w:val="%3."/>
+      <w:lvlJc w:val="right"/>
+      <w:pPr>
+        <w:ind w:left="2869" w:hanging="180"/>
+      </w:pPr>
+    </w:lvl>
+    <w:lvl w:ilvl="3" w:tplc="0419000F" w:tentative="1">
+      <w:start w:val="1"/>
+      <w:numFmt w:val="decimal"/>
+      <w:lvlText w:val="%4."/>
+      <w:lvlJc w:val="left"/>
+      <w:pPr>
+        <w:ind w:left="3589" w:hanging="360"/>
+      </w:pPr>
+    </w:lvl>
+    <w:lvl w:ilvl="4" w:tplc="04190019" w:tentative="1">
+      <w:start w:val="1"/>
+      <w:numFmt w:val="lowerLetter"/>
+      <w:lvlText w:val="%5."/>
+      <w:lvlJc w:val="left"/>
+      <w:pPr>
+        <w:ind w:left="4309" w:hanging="360"/>
+      </w:pPr>
+    </w:lvl>
+    <w:lvl w:ilvl="5" w:tplc="0419001B" w:tentative="1">
+      <w:start w:val="1"/>
+      <w:numFmt w:val="lowerRoman"/>
+      <w:lvlText w:val="%6."/>
+      <w:lvlJc w:val="right"/>
+      <w:pPr>
+        <w:ind w:left="5029" w:hanging="180"/>
+      </w:pPr>
+    </w:lvl>
+    <w:lvl w:ilvl="6" w:tplc="0419000F" w:tentative="1">
+      <w:start w:val="1"/>
+      <w:numFmt w:val="decimal"/>
+      <w:lvlText w:val="%7."/>
+      <w:lvlJc w:val="left"/>
+      <w:pPr>
+        <w:ind w:left="5749" w:hanging="360"/>
+      </w:pPr>
+    </w:lvl>
+    <w:lvl w:ilvl="7" w:tplc="04190019" w:tentative="1">
+      <w:start w:val="1"/>
+      <w:numFmt w:val="lowerLetter"/>
+      <w:lvlText w:val="%8."/>
+      <w:lvlJc w:val="left"/>
+      <w:pPr>
+        <w:ind w:left="6469" w:hanging="360"/>
+      </w:pPr>
+    </w:lvl>
+    <w:lvl w:ilvl="8" w:tplc="0419001B" w:tentative="1">
+      <w:start w:val="1"/>
+      <w:numFmt w:val="lowerRoman"/>
+      <w:lvlText w:val="%9."/>
+      <w:lvlJc w:val="right"/>
+      <w:pPr>
+        <w:ind w:left="7189" w:hanging="180"/>
+      </w:pPr>
+    </w:lvl>
+  </w:abstractNum>
+  <w:abstractNum w:abstractNumId="1" w15:restartNumberingAfterBreak="0">
+    <w:nsid w:val="5F0C2B9A"/>
+    <w:multiLevelType w:val="hybridMultilevel"/>
+    <w:tmpl w:val="9CD298E2"/>
+    <w:lvl w:ilvl="0" w:tplc="73F2800A">
+      <w:start w:val="1"/>
+      <w:numFmt w:val="decimal"/>
+      <w:lvlText w:val="%1."/>
+      <w:lvlJc w:val="left"/>
+      <w:pPr>
+        <w:ind w:left="1069" w:hanging="360"/>
+      </w:pPr>
+      <w:rPr>
+        <w:rFonts w:hint="default"/>
+      </w:rPr>
+    </w:lvl>
+    <w:lvl w:ilvl="1" w:tplc="04190019" w:tentative="1">
+      <w:start w:val="1"/>
+      <w:numFmt w:val="lowerLetter"/>
+      <w:lvlText w:val="%2."/>
+      <w:lvlJc w:val="left"/>
+      <w:pPr>
+        <w:ind w:left="1789" w:hanging="360"/>
+      </w:pPr>
+    </w:lvl>
+    <w:lvl w:ilvl="2" w:tplc="0419001B" w:tentative="1">
+      <w:start w:val="1"/>
+      <w:numFmt w:val="lowerRoman"/>
+      <w:lvlText w:val="%3."/>
+      <w:lvlJc w:val="right"/>
+      <w:pPr>
+        <w:ind w:left="2509" w:hanging="180"/>
+      </w:pPr>
+    </w:lvl>
+    <w:lvl w:ilvl="3" w:tplc="0419000F" w:tentative="1">
+      <w:start w:val="1"/>
+      <w:numFmt w:val="decimal"/>
+      <w:lvlText w:val="%4."/>
+      <w:lvlJc w:val="left"/>
+      <w:pPr>
+        <w:ind w:left="3229" w:hanging="360"/>
+      </w:pPr>
+    </w:lvl>
+    <w:lvl w:ilvl="4" w:tplc="04190019" w:tentative="1">
+      <w:start w:val="1"/>
+      <w:numFmt w:val="lowerLetter"/>
+      <w:lvlText w:val="%5."/>
+      <w:lvlJc w:val="left"/>
+      <w:pPr>
+        <w:ind w:left="3949" w:hanging="360"/>
+      </w:pPr>
+    </w:lvl>
+    <w:lvl w:ilvl="5" w:tplc="0419001B" w:tentative="1">
+      <w:start w:val="1"/>
+      <w:numFmt w:val="lowerRoman"/>
+      <w:lvlText w:val="%6."/>
+      <w:lvlJc w:val="right"/>
+      <w:pPr>
+        <w:ind w:left="4669" w:hanging="180"/>
+      </w:pPr>
+    </w:lvl>
+    <w:lvl w:ilvl="6" w:tplc="0419000F" w:tentative="1">
+      <w:start w:val="1"/>
+      <w:numFmt w:val="decimal"/>
+      <w:lvlText w:val="%7."/>
+      <w:lvlJc w:val="left"/>
+      <w:pPr>
+        <w:ind w:left="5389" w:hanging="360"/>
+      </w:pPr>
+    </w:lvl>
+    <w:lvl w:ilvl="7" w:tplc="04190019" w:tentative="1">
+      <w:start w:val="1"/>
+      <w:numFmt w:val="lowerLetter"/>
+      <w:lvlText w:val="%8."/>
+      <w:lvlJc w:val="left"/>
+      <w:pPr>
+        <w:ind w:left="6109" w:hanging="360"/>
+      </w:pPr>
+    </w:lvl>
+    <w:lvl w:ilvl="8" w:tplc="0419001B" w:tentative="1">
+      <w:start w:val="1"/>
+      <w:numFmt w:val="lowerRoman"/>
+      <w:lvlText w:val="%9."/>
+      <w:lvlJc w:val="right"/>
+      <w:pPr>
+        <w:ind w:left="6829" w:hanging="180"/>
+      </w:pPr>
+    </w:lvl>
+  </w:abstractNum>
+  <w:abstractNum w:abstractNumId="2" w15:restartNumberingAfterBreak="0">
+    <w:nsid w:val="639100EF"/>
+    <w:multiLevelType w:val="hybridMultilevel"/>
+    <w:tmpl w:val="E274008A"/>
+    <w:lvl w:ilvl="0" w:tplc="09FECDDA">
+      <w:start w:val="1"/>
+      <w:numFmt w:val="decimal"/>
+      <w:lvlText w:val="%1."/>
+      <w:lvlJc w:val="left"/>
+      <w:pPr>
+        <w:ind w:left="1414" w:hanging="705"/>
+      </w:pPr>
+      <w:rPr>
+        <w:rFonts w:hint="default"/>
+      </w:rPr>
+    </w:lvl>
+    <w:lvl w:ilvl="1" w:tplc="04190019" w:tentative="1">
+      <w:start w:val="1"/>
+      <w:numFmt w:val="lowerLetter"/>
+      <w:lvlText w:val="%2."/>
+      <w:lvlJc w:val="left"/>
+      <w:pPr>
+        <w:ind w:left="1789" w:hanging="360"/>
+      </w:pPr>
+    </w:lvl>
+    <w:lvl w:ilvl="2" w:tplc="0419001B" w:tentative="1">
+      <w:start w:val="1"/>
+      <w:numFmt w:val="lowerRoman"/>
+      <w:lvlText w:val="%3."/>
+      <w:lvlJc w:val="right"/>
+      <w:pPr>
+        <w:ind w:left="2509" w:hanging="180"/>
+      </w:pPr>
+    </w:lvl>
+    <w:lvl w:ilvl="3" w:tplc="0419000F" w:tentative="1">
+      <w:start w:val="1"/>
+      <w:numFmt w:val="decimal"/>
+      <w:lvlText w:val="%4."/>
+      <w:lvlJc w:val="left"/>
+      <w:pPr>
+        <w:ind w:left="3229" w:hanging="360"/>
+      </w:pPr>
+    </w:lvl>
+    <w:lvl w:ilvl="4" w:tplc="04190019" w:tentative="1">
+      <w:start w:val="1"/>
+      <w:numFmt w:val="lowerLetter"/>
+      <w:lvlText w:val="%5."/>
+      <w:lvlJc w:val="left"/>
+      <w:pPr>
+        <w:ind w:left="3949" w:hanging="360"/>
+      </w:pPr>
+    </w:lvl>
+    <w:lvl w:ilvl="5" w:tplc="0419001B" w:tentative="1">
+      <w:start w:val="1"/>
+      <w:numFmt w:val="lowerRoman"/>
+      <w:lvlText w:val="%6."/>
+      <w:lvlJc w:val="right"/>
+      <w:pPr>
+        <w:ind w:left="4669" w:hanging="180"/>
+      </w:pPr>
+    </w:lvl>
+    <w:lvl w:ilvl="6" w:tplc="0419000F" w:tentative="1">
+      <w:start w:val="1"/>
+      <w:numFmt w:val="decimal"/>
+      <w:lvlText w:val="%7."/>
+      <w:lvlJc w:val="left"/>
+      <w:pPr>
+        <w:ind w:left="5389" w:hanging="360"/>
+      </w:pPr>
+    </w:lvl>
+    <w:lvl w:ilvl="7" w:tplc="04190019" w:tentative="1">
+      <w:start w:val="1"/>
+      <w:numFmt w:val="lowerLetter"/>
+      <w:lvlText w:val="%8."/>
+      <w:lvlJc w:val="left"/>
+      <w:pPr>
+        <w:ind w:left="6109" w:hanging="360"/>
+      </w:pPr>
+    </w:lvl>
+    <w:lvl w:ilvl="8" w:tplc="0419001B" w:tentative="1">
+      <w:start w:val="1"/>
+      <w:numFmt w:val="lowerRoman"/>
+      <w:lvlText w:val="%9."/>
+      <w:lvlJc w:val="right"/>
+      <w:pPr>
+        <w:ind w:left="6829" w:hanging="180"/>
+      </w:pPr>
+    </w:lvl>
+  </w:abstractNum>
+  <w:num w:numId="1">
+    <w:abstractNumId w:val="0"/>
+  </w:num>
+  <w:num w:numId="2">
+    <w:abstractNumId w:val="2"/>
+  </w:num>
+  <w:num w:numId="3">
+    <w:abstractNumId w:val="1"/>
+  </w:num>
+</w:numbering>
 </file>
 
 <file path=word/styles.xml><?xml version="1.0" encoding="utf-8"?>
@@ -1585,6 +2026,40 @@
     <w:basedOn w:val="a0"/>
     <w:rsid w:val="003974F4"/>
   </w:style>
+  <w:style w:type="character" w:styleId="a7">
+    <w:name w:val="Hyperlink"/>
+    <w:basedOn w:val="a0"/>
+    <w:uiPriority w:val="99"/>
+    <w:unhideWhenUsed/>
+    <w:rsid w:val="003D1717"/>
+    <w:rPr>
+      <w:color w:val="0563C1" w:themeColor="hyperlink"/>
+      <w:u w:val="single"/>
+    </w:rPr>
+  </w:style>
+  <w:style w:type="character" w:styleId="a8">
+    <w:name w:val="Unresolved Mention"/>
+    <w:basedOn w:val="a0"/>
+    <w:uiPriority w:val="99"/>
+    <w:semiHidden/>
+    <w:unhideWhenUsed/>
+    <w:rsid w:val="003D1717"/>
+    <w:rPr>
+      <w:color w:val="605E5C"/>
+      <w:shd w:val="clear" w:color="auto" w:fill="E1DFDD"/>
+    </w:rPr>
+  </w:style>
+  <w:style w:type="paragraph" w:styleId="a9">
+    <w:name w:val="List Paragraph"/>
+    <w:basedOn w:val="a"/>
+    <w:uiPriority w:val="34"/>
+    <w:qFormat/>
+    <w:rsid w:val="00C64011"/>
+    <w:pPr>
+      <w:ind w:left="720"/>
+      <w:contextualSpacing/>
+    </w:pPr>
+  </w:style>
 </w:styles>
 </file>
 
@@ -1881,4 +2356,16 @@
     </a:ext>
   </a:extLst>
 </a:theme>
+</file>
+
+<file path=customXml/item1.xml><?xml version="1.0" encoding="utf-8"?>
+<b:Sources xmlns:b="http://schemas.openxmlformats.org/officeDocument/2006/bibliography" xmlns="http://schemas.openxmlformats.org/officeDocument/2006/bibliography" SelectedStyle="\APASixthEditionOfficeOnline.xsl" StyleName="APA" Version="6"/>
+</file>
+
+<file path=customXml/itemProps1.xml><?xml version="1.0" encoding="utf-8"?>
+<ds:datastoreItem xmlns:ds="http://schemas.openxmlformats.org/officeDocument/2006/customXml" ds:itemID="{F4BFF4F9-F16C-4C54-813B-E060985AB040}">
+  <ds:schemaRefs>
+    <ds:schemaRef ds:uri="http://schemas.openxmlformats.org/officeDocument/2006/bibliography"/>
+  </ds:schemaRefs>
+</ds:datastoreItem>
 </file>
--- a/Введение.docx
+++ b/Введение.docx
@@ -139,19 +139,7 @@
         <w:rPr>
           <w:rStyle w:val="h9rpj5gkjhrwbrml3kdi"/>
         </w:rPr>
-        <w:t>в</w:t>
-      </w:r>
-      <w:r>
-        <w:rPr>
-          <w:rStyle w:val="h9rpj5gkjhrwbrml3kdi"/>
-        </w:rPr>
-        <w:t>се это сделало VR-технологии более доступными для массового пользователя</w:t>
-      </w:r>
-      <w:r>
-        <w:rPr>
-          <w:rStyle w:val="h9rpj5gkjhrwbrml3kdi"/>
-        </w:rPr>
-        <w:t xml:space="preserve"> </w:t>
+        <w:t xml:space="preserve">все это сделало VR-технологии более доступными для массового пользователя </w:t>
       </w:r>
       <w:r>
         <w:rPr>
@@ -487,7 +475,19 @@
         <w:rPr>
           <w:rStyle w:val="h9rpj5gkjhrwbrml3kdi"/>
         </w:rPr>
-        <w:t>механики боевых сцен, в то время как приключенческая составляющая</w:t>
+        <w:t>механики боевых сцен</w:t>
+      </w:r>
+      <w:r>
+        <w:rPr>
+          <w:rStyle w:val="h9rpj5gkjhrwbrml3kdi"/>
+        </w:rPr>
+        <w:t xml:space="preserve"> с холодным оружием</w:t>
+      </w:r>
+      <w:r>
+        <w:rPr>
+          <w:rStyle w:val="h9rpj5gkjhrwbrml3kdi"/>
+        </w:rPr>
+        <w:t>, в то время как приключенческая составляющая</w:t>
       </w:r>
       <w:r>
         <w:rPr>
@@ -660,60 +660,54 @@
         <w:t>разработка пользовательского интерфейса UI, интеграция мотивационных механик, тестирование и улучшение игры, отладка и доработка игры.</w:t>
       </w:r>
       <w:r>
+        <w:t xml:space="preserve"> Игра </w:t>
+      </w:r>
+      <w:r>
+        <w:rPr>
+          <w:rStyle w:val="h9rpj5gkjhrwbrml3kdi"/>
+        </w:rPr>
+        <w:t>«</w:t>
+      </w:r>
+      <w:proofErr w:type="spellStart"/>
+      <w:r>
+        <w:rPr>
+          <w:rStyle w:val="h9rpj5gkjhrwbrml3kdi"/>
+        </w:rPr>
+        <w:t>Коллицкие</w:t>
+      </w:r>
+      <w:proofErr w:type="spellEnd"/>
+      <w:r>
+        <w:rPr>
+          <w:rStyle w:val="h9rpj5gkjhrwbrml3kdi"/>
+        </w:rPr>
+        <w:t xml:space="preserve"> поля» </w:t>
+      </w:r>
+      <w:r>
+        <w:t xml:space="preserve">будет разрабатываться на игровом движке </w:t>
+      </w:r>
+      <w:proofErr w:type="spellStart"/>
+      <w:r>
+        <w:t>Unity</w:t>
+      </w:r>
+      <w:proofErr w:type="spellEnd"/>
+      <w:r>
+        <w:t xml:space="preserve"> со скриптами на языке программирования C# под VR гарнитуру </w:t>
+      </w:r>
+      <w:proofErr w:type="spellStart"/>
+      <w:r>
+        <w:t>Oculus</w:t>
+      </w:r>
+      <w:proofErr w:type="spellEnd"/>
+      <w:r>
         <w:t xml:space="preserve"> </w:t>
       </w:r>
-      <w:r>
-        <w:t xml:space="preserve">Игра </w:t>
-      </w:r>
-      <w:r>
-        <w:rPr>
-          <w:rStyle w:val="h9rpj5gkjhrwbrml3kdi"/>
-        </w:rPr>
-        <w:t>«</w:t>
-      </w:r>
       <w:proofErr w:type="spellStart"/>
       <w:r>
-        <w:rPr>
-          <w:rStyle w:val="h9rpj5gkjhrwbrml3kdi"/>
-        </w:rPr>
-        <w:t>Коллицкие</w:t>
+        <w:t>Quest</w:t>
       </w:r>
       <w:proofErr w:type="spellEnd"/>
       <w:r>
-        <w:rPr>
-          <w:rStyle w:val="h9rpj5gkjhrwbrml3kdi"/>
-        </w:rPr>
-        <w:t xml:space="preserve"> поля» </w:t>
-      </w:r>
-      <w:r>
-        <w:t xml:space="preserve">будет разрабатываться на игровом движке </w:t>
-      </w:r>
-      <w:proofErr w:type="spellStart"/>
-      <w:r>
-        <w:t>Unity</w:t>
-      </w:r>
-      <w:proofErr w:type="spellEnd"/>
-      <w:r>
-        <w:t xml:space="preserve"> со скриптами на языке программирования C# под VR гарнитуру </w:t>
-      </w:r>
-      <w:proofErr w:type="spellStart"/>
-      <w:r>
-        <w:t>Oculus</w:t>
-      </w:r>
-      <w:proofErr w:type="spellEnd"/>
-      <w:r>
-        <w:t xml:space="preserve"> </w:t>
-      </w:r>
-      <w:proofErr w:type="spellStart"/>
-      <w:r>
-        <w:t>Quest</w:t>
-      </w:r>
-      <w:proofErr w:type="spellEnd"/>
-      <w:r>
-        <w:t xml:space="preserve"> 2</w:t>
-      </w:r>
-      <w:r>
-        <w:t>.</w:t>
+        <w:t xml:space="preserve"> 2.</w:t>
       </w:r>
     </w:p>
     <w:p>
@@ -821,15 +815,7 @@
           <w:sz w:val="28"/>
           <w:szCs w:val="28"/>
         </w:rPr>
-        <w:t>Режим доступа:</w:t>
-      </w:r>
-      <w:r>
-        <w:rPr>
-          <w:rFonts w:ascii="Times New Roman" w:hAnsi="Times New Roman" w:cs="Times New Roman"/>
-          <w:sz w:val="28"/>
-          <w:szCs w:val="28"/>
-        </w:rPr>
-        <w:t xml:space="preserve"> </w:t>
+        <w:t xml:space="preserve">Режим доступа: </w:t>
       </w:r>
       <w:hyperlink r:id="rId6" w:history="1">
         <w:r>

--- a/Введение.docx
+++ b/Введение.docx
@@ -481,7 +481,19 @@
         <w:rPr>
           <w:rStyle w:val="h9rpj5gkjhrwbrml3kdi"/>
         </w:rPr>
+        <w:t xml:space="preserve"> (в основном</w:t>
+      </w:r>
+      <w:r>
+        <w:rPr>
+          <w:rStyle w:val="h9rpj5gkjhrwbrml3kdi"/>
+        </w:rPr>
         <w:t xml:space="preserve"> с холодным оружием</w:t>
+      </w:r>
+      <w:r>
+        <w:rPr>
+          <w:rStyle w:val="h9rpj5gkjhrwbrml3kdi"/>
+        </w:rPr>
+        <w:t>)</w:t>
       </w:r>
       <w:r>
         <w:rPr>
@@ -726,6 +738,7 @@
           <w:ilvl w:val="0"/>
           <w:numId w:val="2"/>
         </w:numPr>
+        <w:ind w:left="283" w:hanging="283"/>
         <w:rPr>
           <w:rFonts w:ascii="Times New Roman" w:hAnsi="Times New Roman" w:cs="Times New Roman"/>
           <w:sz w:val="28"/>
@@ -1026,6 +1039,7 @@
           <w:ilvl w:val="0"/>
           <w:numId w:val="2"/>
         </w:numPr>
+        <w:ind w:left="283"/>
         <w:rPr>
           <w:lang w:val="en-US"/>
         </w:rPr>
@@ -1062,6 +1076,7 @@
           <w:ilvl w:val="0"/>
           <w:numId w:val="2"/>
         </w:numPr>
+        <w:ind w:left="283"/>
       </w:pPr>
       <w:r>
         <w:rPr>
@@ -1124,6 +1139,7 @@
           <w:ilvl w:val="0"/>
           <w:numId w:val="2"/>
         </w:numPr>
+        <w:ind w:left="283"/>
         <w:rPr>
           <w:lang w:val="en-US"/>
         </w:rPr>
@@ -1160,6 +1176,7 @@
           <w:ilvl w:val="0"/>
           <w:numId w:val="2"/>
         </w:numPr>
+        <w:ind w:left="283"/>
         <w:rPr>
           <w:lang w:val="en-US"/>
         </w:rPr>
@@ -1389,14 +1406,14 @@
   <w:abstractNum w:abstractNumId="2" w15:restartNumberingAfterBreak="0">
     <w:nsid w:val="639100EF"/>
     <w:multiLevelType w:val="hybridMultilevel"/>
-    <w:tmpl w:val="E274008A"/>
-    <w:lvl w:ilvl="0" w:tplc="09FECDDA">
+    <w:tmpl w:val="19E83174"/>
+    <w:lvl w:ilvl="0" w:tplc="F3AA6592">
       <w:start w:val="1"/>
       <w:numFmt w:val="decimal"/>
       <w:lvlText w:val="%1."/>
       <w:lvlJc w:val="left"/>
       <w:pPr>
-        <w:ind w:left="1414" w:hanging="705"/>
+        <w:ind w:left="1429" w:hanging="357"/>
       </w:pPr>
       <w:rPr>
         <w:rFonts w:hint="default"/>
